--- a/提交材料/01_开题报告.docx
+++ b/提交材料/01_开题报告.docx
@@ -4,115 +4,425 @@
   <w:body>
     <w:p>
       <w:pPr>
+        <w:pStyle w:val="Title"/>
+      </w:pPr>
+      <w:r>
+        <w:t xml:space="preserve">开题报告</w:t>
+      </w:r>
+    </w:p>
+    <w:p>
+      <w:pPr>
+        <w:pStyle w:val="Subtitle"/>
+      </w:pPr>
+      <w:r>
+        <w:t xml:space="preserve">赛力斯企业命题参赛材料</w:t>
+      </w:r>
+    </w:p>
+    <w:tbl>
+      <w:tblPr>
+        <w:tblStyle w:val="TableGrid"/>
+        <w:tblW w:w="9360" w:type="dxa"/>
+        <w:tblInd w:w="120" w:type="dxa"/>
+        <w:tblLayout w:type="fixed"/>
+        <w:tblBorders>
+          <w:top w:val="single" w:sz="4" w:color="D9E0EA"/>
+          <w:left w:val="single" w:sz="4" w:color="D9E0EA"/>
+          <w:bottom w:val="single" w:sz="4" w:color="D9E0EA"/>
+          <w:right w:val="single" w:sz="4" w:color="D9E0EA"/>
+          <w:insideH w:val="single" w:sz="4" w:color="D9E0EA"/>
+          <w:insideV w:val="single" w:sz="4" w:color="D9E0EA"/>
+        </w:tblBorders>
+      </w:tblPr>
+      <w:tblGrid>
+        <w:gridCol w:w="1900"/>
+        <w:gridCol w:w="7460"/>
+      </w:tblGrid>
+      <w:tr>
+        <w:tc>
+          <w:tcPr>
+            <w:tcW w:w="1900" w:type="dxa"/>
+            <w:tcMar>
+              <w:top w:w="100" w:type="dxa"/>
+              <w:bottom w:w="100" w:type="dxa"/>
+              <w:start w:w="140" w:type="dxa"/>
+              <w:end w:w="140" w:type="dxa"/>
+            </w:tcMar>
+          </w:tcPr>
+          <w:p>
+            <w:r>
+              <w:t xml:space="preserve">作品名称</w:t>
+            </w:r>
+          </w:p>
+        </w:tc>
+        <w:tc>
+          <w:tcPr>
+            <w:tcW w:w="7460" w:type="dxa"/>
+            <w:tcMar>
+              <w:top w:w="100" w:type="dxa"/>
+              <w:bottom w:w="100" w:type="dxa"/>
+              <w:start w:w="140" w:type="dxa"/>
+              <w:end w:w="140" w:type="dxa"/>
+            </w:tcMar>
+          </w:tcPr>
+          <w:p>
+            <w:r>
+              <w:t xml:space="preserve">知质·灵巡：面向新能源汽车智能工厂的质量风险主动管控数字员工</w:t>
+            </w:r>
+          </w:p>
+        </w:tc>
+      </w:tr>
+      <w:tr>
+        <w:tc>
+          <w:tcPr>
+            <w:tcW w:w="1900" w:type="dxa"/>
+            <w:tcMar>
+              <w:top w:w="100" w:type="dxa"/>
+              <w:bottom w:w="100" w:type="dxa"/>
+              <w:start w:w="140" w:type="dxa"/>
+              <w:end w:w="140" w:type="dxa"/>
+            </w:tcMar>
+          </w:tcPr>
+          <w:p>
+            <w:r>
+              <w:t xml:space="preserve">参赛队伍</w:t>
+            </w:r>
+          </w:p>
+        </w:tc>
+        <w:tc>
+          <w:tcPr>
+            <w:tcW w:w="7460" w:type="dxa"/>
+            <w:tcMar>
+              <w:top w:w="100" w:type="dxa"/>
+              <w:bottom w:w="100" w:type="dxa"/>
+              <w:start w:w="140" w:type="dxa"/>
+              <w:end w:w="140" w:type="dxa"/>
+            </w:tcMar>
+          </w:tcPr>
+          <w:p>
+            <w:r>
+              <w:t xml:space="preserve">智造知行队</w:t>
+            </w:r>
+          </w:p>
+        </w:tc>
+      </w:tr>
+      <w:tr>
+        <w:tc>
+          <w:tcPr>
+            <w:tcW w:w="1900" w:type="dxa"/>
+            <w:tcMar>
+              <w:top w:w="100" w:type="dxa"/>
+              <w:bottom w:w="100" w:type="dxa"/>
+              <w:start w:w="140" w:type="dxa"/>
+              <w:end w:w="140" w:type="dxa"/>
+            </w:tcMar>
+          </w:tcPr>
+          <w:p>
+            <w:r>
+              <w:t xml:space="preserve">数字员工</w:t>
+            </w:r>
+          </w:p>
+        </w:tc>
+        <w:tc>
+          <w:tcPr>
+            <w:tcW w:w="7460" w:type="dxa"/>
+            <w:tcMar>
+              <w:top w:w="100" w:type="dxa"/>
+              <w:bottom w:w="100" w:type="dxa"/>
+              <w:start w:w="140" w:type="dxa"/>
+              <w:end w:w="140" w:type="dxa"/>
+            </w:tcMar>
+          </w:tcPr>
+          <w:p>
+            <w:r>
+              <w:t xml:space="preserve">知质·灵巡</w:t>
+            </w:r>
+          </w:p>
+        </w:tc>
+      </w:tr>
+      <w:tr>
+        <w:tc>
+          <w:tcPr>
+            <w:tcW w:w="1900" w:type="dxa"/>
+            <w:tcMar>
+              <w:top w:w="100" w:type="dxa"/>
+              <w:bottom w:w="100" w:type="dxa"/>
+              <w:start w:w="140" w:type="dxa"/>
+              <w:end w:w="140" w:type="dxa"/>
+            </w:tcMar>
+          </w:tcPr>
+          <w:p>
+            <w:r>
+              <w:t xml:space="preserve">材料定位</w:t>
+            </w:r>
+          </w:p>
+        </w:tc>
+        <w:tc>
+          <w:tcPr>
+            <w:tcW w:w="7460" w:type="dxa"/>
+            <w:tcMar>
+              <w:top w:w="100" w:type="dxa"/>
+              <w:bottom w:w="100" w:type="dxa"/>
+              <w:start w:w="140" w:type="dxa"/>
+              <w:end w:w="140" w:type="dxa"/>
+            </w:tcMar>
+          </w:tcPr>
+          <w:p>
+            <w:r>
+              <w:t xml:space="preserve">设备质量风险主动识别、证据推理、飞书协同与复盘闭环</w:t>
+            </w:r>
+          </w:p>
+        </w:tc>
+      </w:tr>
+    </w:tbl>
+    <w:p>
+      <w:pPr>
+        <w:pStyle w:val="SmallSpace"/>
+      </w:pPr>
+      <w:r>
+        <w:t xml:space="preserve"/>
+      </w:r>
+    </w:p>
+    <w:p>
+      <w:r>
+        <w:t xml:space="preserve"/>
+      </w:r>
+    </w:p>
+    <w:p>
+      <w:pPr>
         <w:pStyle w:val="Heading1"/>
-      </w:pPr>
-      <w:r>
-        <w:t xml:space="preserve">开题报告</w:t>
-      </w:r>
-    </w:p>
-    <w:p/>
-    <w:p>
-      <w:pPr>
-        <w:pStyle w:val="Heading2"/>
+        <w:keepNext/>
       </w:pPr>
       <w:r>
         <w:t xml:space="preserve">命题理解</w:t>
       </w:r>
     </w:p>
-    <w:p/>
-    <w:p>
+    <w:p>
+      <w:r>
+        <w:t xml:space="preserve"/>
+      </w:r>
+    </w:p>
+    <w:p>
+      <w:pPr>
+        <w:pStyle w:val="BodyText"/>
+      </w:pPr>
       <w:r>
         <w:t xml:space="preserve">赛力斯超级工厂面向高精度新能源汽车制造，质量风险不只来自最终检验结果，而是隐藏在设备状态、工艺参数、环境条件、零件批次和人员处置之间。公开资料显示，赛力斯已围绕质量自动化管理、全过程质量数据采集、异常定位、一车一档和智能园区建设形成基础。参赛方案需要在这一基础上继续推进：把数据采集能力转化为主动管控能力。</w:t>
       </w:r>
     </w:p>
-    <w:p/>
-    <w:p>
+    <w:p>
+      <w:r>
+        <w:t xml:space="preserve"/>
+      </w:r>
+    </w:p>
+    <w:p>
+      <w:pPr>
+        <w:pStyle w:val="BodyText"/>
+      </w:pPr>
       <w:r>
         <w:t xml:space="preserve">传统知识库或工业问答系统通常等待人员提问，无法承担现场“发现风险、判断严重性、组织处置、验证关闭”的职责。本方案把AI数字员工定义为一个具备业务边界和执行链路的质量岗位：它不替代质量责任人放行车辆，但能主动形成风险判断、证据链和处置任务，并把责任、时限、状态与复盘沉淀到协同系统。</w:t>
       </w:r>
     </w:p>
-    <w:p/>
-    <w:p>
-      <w:pPr>
-        <w:pStyle w:val="Heading2"/>
+    <w:p>
+      <w:r>
+        <w:t xml:space="preserve"/>
+      </w:r>
+    </w:p>
+    <w:p>
+      <w:pPr>
+        <w:pStyle w:val="Heading1"/>
+        <w:keepNext/>
       </w:pPr>
       <w:r>
         <w:t xml:space="preserve">外部资料洞察</w:t>
       </w:r>
     </w:p>
-    <w:p/>
-    <w:p>
+    <w:p>
+      <w:r>
+        <w:t xml:space="preserve"/>
+      </w:r>
+    </w:p>
+    <w:p>
+      <w:pPr>
+        <w:pStyle w:val="BodyText"/>
+      </w:pPr>
       <w:r>
         <w:t xml:space="preserve">赛力斯超级工厂公开报道强调全价值链数据互联互通、自动提取异常特征、判断并控线、自动定位异常设备和一车一档。华为智慧园区案例进一步说明AI、联接、计算、存储、云和数字能源共同支撑工厂生产网络、AIoT检测、数字班组和全过程质量数据采集。飞书Aily、多维表格和自定义机器人为跨部门任务流转提供了轻量连接层。</w:t>
       </w:r>
     </w:p>
-    <w:p/>
-    <w:p>
+    <w:p>
+      <w:r>
+        <w:t xml:space="preserve"/>
+      </w:r>
+    </w:p>
+    <w:p>
+      <w:pPr>
+        <w:pStyle w:val="BodyText"/>
+      </w:pPr>
       <w:r>
         <w:t xml:space="preserve">学术与产业研究也显示，制造根因分析适合以知识图谱表达工位、工序、设备、传感变量、质量缺陷和控制规则；GraphRAG能在结构化关系与非结构化文档之间建立多跳检索；因果约束和专家反馈能降低伪相关，提高根因判断可靠性。</w:t>
       </w:r>
     </w:p>
-    <w:p/>
-    <w:p>
-      <w:pPr>
-        <w:pStyle w:val="Heading2"/>
+    <w:p>
+      <w:r>
+        <w:t xml:space="preserve"/>
+      </w:r>
+    </w:p>
+    <w:p>
+      <w:pPr>
+        <w:pStyle w:val="Heading1"/>
+        <w:keepNext/>
       </w:pPr>
       <w:r>
         <w:t xml:space="preserve">方案切入点</w:t>
       </w:r>
     </w:p>
-    <w:p/>
-    <w:p>
+    <w:p>
+      <w:r>
+        <w:t xml:space="preserve"/>
+      </w:r>
+    </w:p>
+    <w:p>
+      <w:pPr>
+        <w:pStyle w:val="BodyText"/>
+      </w:pPr>
       <w:r>
         <w:t xml:space="preserve">作品选择四个最能体现高精度制造风险的工况：总装关键螺栓拧紧、焊装结构焊点、涂装中涂烘干、一体化压铸冷却。每个工况均包含设备参数、工艺窗口、质量风险、影响范围、历史案例、证据链、处置任务和复盘回写。通过可运行工作台，材料阅读者可以直接看到数字员工如何从异常事件进入闭环处置。</w:t>
       </w:r>
     </w:p>
     <w:sectPr>
-      <w:pgSz w:w="11906" w:h="16838"/>
-      <w:pgMar w:top="1440" w:right="1440" w:bottom="1440" w:left="1440" w:header="720" w:footer="720" w:gutter="0"/>
+      <w:pgSz w:w="12240" w:h="15840"/>
+      <w:pgMar w:top="1440" w:right="1440" w:bottom="1440" w:left="1440" w:header="708" w:footer="708" w:gutter="0"/>
     </w:sectPr>
   </w:body>
 </w:document>
+</file>
+
+<file path=word/numbering.xml><?xml version="1.0" encoding="utf-8"?>
+<w:numbering xmlns:w="http://schemas.openxmlformats.org/wordprocessingml/2006/main">
+  <w:abstractNum w:abstractNumId="1">
+    <w:lvl w:ilvl="0">
+      <w:start w:val="1"/>
+      <w:numFmt w:val="bullet"/>
+      <w:lvlText w:val="•"/>
+      <w:lvlJc w:val="left"/>
+      <w:pPr>
+        <w:tabs>
+          <w:tab w:val="num" w:pos="720"/>
+        </w:tabs>
+        <w:ind w:left="720" w:hanging="360"/>
+      </w:pPr>
+    </w:lvl>
+  </w:abstractNum>
+  <w:abstractNum w:abstractNumId="2">
+    <w:lvl w:ilvl="0">
+      <w:start w:val="1"/>
+      <w:numFmt w:val="decimal"/>
+      <w:lvlText w:val="%1."/>
+      <w:lvlJc w:val="left"/>
+      <w:pPr>
+        <w:tabs>
+          <w:tab w:val="num" w:pos="720"/>
+        </w:tabs>
+        <w:ind w:left="720" w:hanging="360"/>
+      </w:pPr>
+    </w:lvl>
+  </w:abstractNum>
+  <w:num w:numId="1">
+    <w:abstractNumId w:val="1"/>
+  </w:num>
+  <w:num w:numId="2">
+    <w:abstractNumId w:val="2"/>
+  </w:num>
+</w:numbering>
 </file>
 
 <file path=word/styles.xml><?xml version="1.0" encoding="utf-8"?>
 <w:styles xmlns:w="http://schemas.openxmlformats.org/wordprocessingml/2006/main">
   <w:style w:type="paragraph" w:default="1" w:styleId="Normal">
     <w:name w:val="Normal"/>
+    <w:pPr>
+      <w:spacing w:after="120" w:line="264" w:lineRule="auto"/>
+    </w:pPr>
     <w:rPr>
+      <w:rFonts w:ascii="Calibri" w:eastAsia="Microsoft YaHei" w:hAnsi="Calibri"/>
       <w:sz w:val="22"/>
       <w:szCs w:val="22"/>
+      <w:color w:val="172033"/>
+    </w:rPr>
+  </w:style>
+  <w:style w:type="paragraph" w:styleId="Title">
+    <w:name w:val="Title"/>
+    <w:pPr>
+      <w:spacing w:before="0" w:after="160"/>
+    </w:pPr>
+    <w:rPr>
+      <w:rFonts w:ascii="Calibri" w:eastAsia="Microsoft YaHei" w:hAnsi="Calibri"/>
+      <w:b/>
+      <w:sz w:val="36"/>
+      <w:szCs w:val="36"/>
+      <w:color w:val="0B2545"/>
+    </w:rPr>
+  </w:style>
+  <w:style w:type="paragraph" w:styleId="Subtitle">
+    <w:name w:val="Subtitle"/>
+    <w:pPr>
+      <w:spacing w:after="240"/>
+    </w:pPr>
+    <w:rPr>
+      <w:rFonts w:ascii="Calibri" w:eastAsia="Microsoft YaHei" w:hAnsi="Calibri"/>
+      <w:sz w:val="22"/>
+      <w:szCs w:val="22"/>
+      <w:color w:val="657086"/>
     </w:rPr>
   </w:style>
   <w:style w:type="paragraph" w:styleId="Heading1">
     <w:name w:val="heading 1"/>
-    <w:basedOn w:val="Normal"/>
-    <w:next w:val="Normal"/>
+    <w:pPr>
+      <w:keepNext/>
+      <w:spacing w:before="320" w:after="160"/>
+    </w:pPr>
     <w:rPr>
+      <w:rFonts w:ascii="Calibri" w:eastAsia="Microsoft YaHei" w:hAnsi="Calibri"/>
       <w:b/>
       <w:sz w:val="32"/>
       <w:szCs w:val="32"/>
+      <w:color w:val="2E74B5"/>
     </w:rPr>
   </w:style>
   <w:style w:type="paragraph" w:styleId="Heading2">
     <w:name w:val="heading 2"/>
-    <w:basedOn w:val="Normal"/>
-    <w:next w:val="Normal"/>
+    <w:pPr>
+      <w:keepNext/>
+      <w:spacing w:before="240" w:after="120"/>
+    </w:pPr>
     <w:rPr>
+      <w:rFonts w:ascii="Calibri" w:eastAsia="Microsoft YaHei" w:hAnsi="Calibri"/>
       <w:b/>
       <w:sz w:val="26"/>
       <w:szCs w:val="26"/>
+      <w:color w:val="2E74B5"/>
     </w:rPr>
   </w:style>
-  <w:style w:type="paragraph" w:styleId="Heading3">
-    <w:name w:val="heading 3"/>
+  <w:style w:type="paragraph" w:styleId="BodyText">
+    <w:name w:val="Body Text"/>
     <w:basedOn w:val="Normal"/>
-    <w:next w:val="Normal"/>
-    <w:rPr>
-      <w:b/>
-      <w:sz w:val="24"/>
-      <w:szCs w:val="24"/>
-    </w:rPr>
+    <w:pPr>
+      <w:spacing w:after="120" w:line="264" w:lineRule="auto"/>
+    </w:pPr>
+  </w:style>
+  <w:style w:type="paragraph" w:styleId="ListParagraph">
+    <w:name w:val="List Paragraph"/>
+    <w:basedOn w:val="Normal"/>
+    <w:pPr>
+      <w:ind w:left="720"/>
+      <w:spacing w:after="120" w:line="280" w:lineRule="auto"/>
+    </w:pPr>
+  </w:style>
+  <w:style w:type="paragraph" w:styleId="SmallSpace">
+    <w:name w:val="Small Space"/>
+    <w:pPr>
+      <w:spacing w:after="80"/>
+    </w:pPr>
   </w:style>
 </w:styles>
 </file>
--- a/提交材料/01_开题报告.docx
+++ b/提交材料/01_开题报告.docx
@@ -193,33 +193,33 @@
         <w:keepNext/>
       </w:pPr>
       <w:r>
-        <w:t xml:space="preserve">命题理解</w:t>
-      </w:r>
-    </w:p>
-    <w:p>
-      <w:r>
-        <w:t xml:space="preserve"/>
-      </w:r>
-    </w:p>
-    <w:p>
-      <w:pPr>
-        <w:pStyle w:val="BodyText"/>
-      </w:pPr>
-      <w:r>
-        <w:t xml:space="preserve">赛力斯超级工厂面向高精度新能源汽车制造，质量风险不只来自最终检验结果，而是隐藏在设备状态、工艺参数、环境条件、零件批次和人员处置之间。公开资料显示，赛力斯已围绕质量自动化管理、全过程质量数据采集、异常定位、一车一档和智能园区建设形成基础。参赛方案需要在这一基础上继续推进：把数据采集能力转化为主动管控能力。</w:t>
-      </w:r>
-    </w:p>
-    <w:p>
-      <w:r>
-        <w:t xml:space="preserve"/>
-      </w:r>
-    </w:p>
-    <w:p>
-      <w:pPr>
-        <w:pStyle w:val="BodyText"/>
-      </w:pPr>
-      <w:r>
-        <w:t xml:space="preserve">传统知识库或工业问答系统通常等待人员提问，无法承担现场“发现风险、判断严重性、组织处置、验证关闭”的职责。本方案把AI数字员工定义为一个具备业务边界和执行链路的质量岗位：它不替代质量责任人放行车辆，但能主动形成风险判断、证据链和处置任务，并把责任、时限、状态与复盘沉淀到协同系统。</w:t>
+        <w:t xml:space="preserve">一、命题重新定义</w:t>
+      </w:r>
+    </w:p>
+    <w:p>
+      <w:r>
+        <w:t xml:space="preserve"/>
+      </w:r>
+    </w:p>
+    <w:p>
+      <w:pPr>
+        <w:pStyle w:val="BodyText"/>
+      </w:pPr>
+      <w:r>
+        <w:t xml:space="preserve">本命题的核心不是“为工厂增加一个AI问答入口”，而是回答一个更具体的问题：当现场设备尚未造成最终缺陷、但已经出现质量风险苗头时，系统能否像一名质量工程师一样主动识别风险、组织证据、推动处置，并在关闭后沉淀经验。赛力斯超级工厂的生产特点决定了这个问题具有现实价值：新能源汽车制造链路长、工艺精度高、设备自动化程度高，很多质量风险并不是单一检测项失败，而是设备状态、工艺参数、零件批次、环境条件和历史维修共同作用的结果。</w:t>
+      </w:r>
+    </w:p>
+    <w:p>
+      <w:r>
+        <w:t xml:space="preserve"/>
+      </w:r>
+    </w:p>
+    <w:p>
+      <w:pPr>
+        <w:pStyle w:val="BodyText"/>
+      </w:pPr>
+      <w:r>
+        <w:t xml:space="preserve">因此，“知质·灵巡”被定义为设备质量风险主动管控数字员工。它的岗位目标不是替代质量负责人放行车辆，也不是绕过既有制造系统直接控制设备，而是在MES、QMS、SCADA、PLC、视觉检测、维修记录、FMEA和飞书协同之间建立一个可推理的质量风险工作层，把分散数据组织成可执行闭环。</w:t>
       </w:r>
     </w:p>
     <w:p>
@@ -233,33 +233,46 @@
         <w:keepNext/>
       </w:pPr>
       <w:r>
-        <w:t xml:space="preserve">外部资料洞察</w:t>
-      </w:r>
-    </w:p>
-    <w:p>
-      <w:r>
-        <w:t xml:space="preserve"/>
-      </w:r>
-    </w:p>
-    <w:p>
-      <w:pPr>
-        <w:pStyle w:val="BodyText"/>
-      </w:pPr>
-      <w:r>
-        <w:t xml:space="preserve">赛力斯超级工厂公开报道强调全价值链数据互联互通、自动提取异常特征、判断并控线、自动定位异常设备和一车一档。华为智慧园区案例进一步说明AI、联接、计算、存储、云和数字能源共同支撑工厂生产网络、AIoT检测、数字班组和全过程质量数据采集。飞书Aily、多维表格和自定义机器人为跨部门任务流转提供了轻量连接层。</w:t>
-      </w:r>
-    </w:p>
-    <w:p>
-      <w:r>
-        <w:t xml:space="preserve"/>
-      </w:r>
-    </w:p>
-    <w:p>
-      <w:pPr>
-        <w:pStyle w:val="BodyText"/>
-      </w:pPr>
-      <w:r>
-        <w:t xml:space="preserve">学术与产业研究也显示，制造根因分析适合以知识图谱表达工位、工序、设备、传感变量、质量缺陷和控制规则；GraphRAG能在结构化关系与非结构化文档之间建立多跳检索；因果约束和专家反馈能降低伪相关，提高根因判断可靠性。</w:t>
+        <w:t xml:space="preserve">二、命题前置洞察</w:t>
+      </w:r>
+    </w:p>
+    <w:p>
+      <w:r>
+        <w:t xml:space="preserve"/>
+      </w:r>
+    </w:p>
+    <w:p>
+      <w:pPr>
+        <w:pStyle w:val="BodyText"/>
+      </w:pPr>
+      <w:r>
+        <w:t xml:space="preserve">公开资料显示，赛力斯超级工厂已经具备全价值链质量数据采集、异常特征自动提取、控线、异常设备定位和一车一档能力。华为智慧园区案例进一步说明，AI、联接、计算、存储、云和数字能源共同支撑生产网络、AIoT检测、数字班组和全过程质量数据采集。也就是说，赛题不是从零开始做“数据化”，而是在现有智能制造基础上继续前进一步：把已有数据资产转化为主动风险管控能力。</w:t>
+      </w:r>
+    </w:p>
+    <w:p>
+      <w:r>
+        <w:t xml:space="preserve"/>
+      </w:r>
+    </w:p>
+    <w:p>
+      <w:pPr>
+        <w:pStyle w:val="BodyText"/>
+      </w:pPr>
+      <w:r>
+        <w:t xml:space="preserve">传统知识库式系统存在三个断点。第一，发现断点：系统等待人员提问，无法主动从参数漂移、设备告警和批次异常中捕捉隐性风险。第二，解释断点：报警记录只告诉“发生了什么”，很少说明“为什么严重、影响哪些车、依据是什么”。第三，执行断点：分析结果停留在报告里，未必自动进入班组任务、责任人、SLA、复检和复盘流程。</w:t>
+      </w:r>
+    </w:p>
+    <w:p>
+      <w:r>
+        <w:t xml:space="preserve"/>
+      </w:r>
+    </w:p>
+    <w:p>
+      <w:pPr>
+        <w:pStyle w:val="BodyText"/>
+      </w:pPr>
+      <w:r>
+        <w:t xml:space="preserve">新能源汽车制造的质量风险天然是多跳关系问题。以关键螺栓拧紧为例，扭矩偏低可能关联拧紧枪校准、套筒磨损、角度补偿、螺栓批次、工位节拍、VIN时间窗、FMEA条目和复检规范；焊点电流漂移可能关联电极帽寿命、二次回路接触电阻、焊核直径和车身结构强度；涂装烘干温度不足可能关联风门、温控回路、膜厚、附着力和时间窗车辆；压铸模温差异常可能关联冷却水路、温控阀、X光缩孔和尺寸稳定性。这类问题不适合只用单表规则或通用文本问答处理，更适合用知识图谱表达关系，用GraphRAG检索证据，用Agent推动动作。</w:t>
       </w:r>
     </w:p>
     <w:p>
@@ -273,20 +286,126 @@
         <w:keepNext/>
       </w:pPr>
       <w:r>
-        <w:t xml:space="preserve">方案切入点</w:t>
-      </w:r>
-    </w:p>
-    <w:p>
-      <w:r>
-        <w:t xml:space="preserve"/>
-      </w:r>
-    </w:p>
-    <w:p>
-      <w:pPr>
-        <w:pStyle w:val="BodyText"/>
-      </w:pPr>
-      <w:r>
-        <w:t xml:space="preserve">作品选择四个最能体现高精度制造风险的工况：总装关键螺栓拧紧、焊装结构焊点、涂装中涂烘干、一体化压铸冷却。每个工况均包含设备参数、工艺窗口、质量风险、影响范围、历史案例、证据链、处置任务和复盘回写。通过可运行工作台，材料阅读者可以直接看到数字员工如何从异常事件进入闭环处置。</w:t>
+        <w:t xml:space="preserve">三、方案切入点</w:t>
+      </w:r>
+    </w:p>
+    <w:p>
+      <w:r>
+        <w:t xml:space="preserve"/>
+      </w:r>
+    </w:p>
+    <w:p>
+      <w:pPr>
+        <w:pStyle w:val="BodyText"/>
+      </w:pPr>
+      <w:r>
+        <w:t xml:space="preserve">作品选择从“设备质量风险线程”切入。每一次异常不是孤立报警，而是一条贯穿设备、工位、参数、车辆或零件批次、历史案例、责任任务、复检结果和复盘结论的风险线程。知质·灵巡围绕这条线程完成六步闭环：观察现场信号，研判风险等级，检索图谱与文档证据，推理根因和影响范围，派发飞书任务，关闭后回写知识底座。</w:t>
+      </w:r>
+    </w:p>
+    <w:p>
+      <w:r>
+        <w:t xml:space="preserve"/>
+      </w:r>
+    </w:p>
+    <w:p>
+      <w:pPr>
+        <w:pStyle w:val="BodyText"/>
+      </w:pPr>
+      <w:r>
+        <w:t xml:space="preserve">首期工况选择遵循三个标准：一是质量影响高，涉及安全连接、结构强度、外观耐久或关键结构件；二是数据可获得，能从设备参数、检测结果、MES过站和维修记录中形成证据链；三是可复制，能抽象为“设备-参数-质量特性-任务-复盘”的通用模板。由此确定总装拧紧、焊装点焊、涂装烘干和一体化压铸冷却四个场景。</w:t>
+      </w:r>
+    </w:p>
+    <w:p>
+      <w:r>
+        <w:t xml:space="preserve"/>
+      </w:r>
+    </w:p>
+    <w:p>
+      <w:pPr>
+        <w:pStyle w:val="Heading1"/>
+        <w:keepNext/>
+      </w:pPr>
+      <w:r>
+        <w:t xml:space="preserve">四、技术路线</w:t>
+      </w:r>
+    </w:p>
+    <w:p>
+      <w:r>
+        <w:t xml:space="preserve"/>
+      </w:r>
+    </w:p>
+    <w:p>
+      <w:pPr>
+        <w:pStyle w:val="BodyText"/>
+      </w:pPr>
+      <w:r>
+        <w:t xml:space="preserve">底层是质量知识底座。系统以本体论统一设备、工位、工序、工艺参数、质量特性、缺陷模式、FMEA、控制计划、VIN、零件批次、人员角色和处置任务，形成“设备位于工位、工位执行工序、工序产生参数、参数影响质量特性、质量特性关联缺陷模式、缺陷模式对应FMEA条目、处置任务分派责任角色”的语义网络。</w:t>
+      </w:r>
+    </w:p>
+    <w:p>
+      <w:r>
+        <w:t xml:space="preserve"/>
+      </w:r>
+    </w:p>
+    <w:p>
+      <w:pPr>
+        <w:pStyle w:val="BodyText"/>
+      </w:pPr>
+      <w:r>
+        <w:t xml:space="preserve">中层是GraphRAG和因果护栏。GraphRAG不只检索文档片段，而是先沿图谱路径收敛上下文，再从SOP、FMEA、历史8D、维修记录和检测规范中提取证据。因果护栏负责约束方向和边界，例如后续检测缺陷不能反向解释前序设备参数，设备维修记录只能影响维修后的时间窗，批次风险必须通过零件绑定关系映射到VIN。</w:t>
+      </w:r>
+    </w:p>
+    <w:p>
+      <w:r>
+        <w:t xml:space="preserve"/>
+      </w:r>
+    </w:p>
+    <w:p>
+      <w:pPr>
+        <w:pStyle w:val="BodyText"/>
+      </w:pPr>
+      <w:r>
+        <w:t xml:space="preserve">上层是岗位化Agent。知质·灵巡具备五类能力：主动巡检参数流和告警流；用风险规则进行P1/P2/P3分级；生成根因假设、影响范围和证据链；通过飞书Aily、多维表格和机器人卡片分派任务；在复检、维修、责任确认齐全后关闭事件并回写知识图谱。</w:t>
+      </w:r>
+    </w:p>
+    <w:p>
+      <w:r>
+        <w:t xml:space="preserve"/>
+      </w:r>
+    </w:p>
+    <w:p>
+      <w:pPr>
+        <w:pStyle w:val="Heading1"/>
+        <w:keepNext/>
+      </w:pPr>
+      <w:r>
+        <w:t xml:space="preserve">五、落地边界与验证方式</w:t>
+      </w:r>
+    </w:p>
+    <w:p>
+      <w:r>
+        <w:t xml:space="preserve"/>
+      </w:r>
+    </w:p>
+    <w:p>
+      <w:pPr>
+        <w:pStyle w:val="BodyText"/>
+      </w:pPr>
+      <w:r>
+        <w:t xml:space="preserve">方案坚持“先辅助决策、后闭环协同、再局部自动化”的路线。首期不直接修改PLC/DCS控制参数，不越过质量放行审批，不自动关闭P1事件。系统先以影子模式回放历史事件，验证风险分级、影响范围圈定和根因Top-K命中率；再进入当班协同，验证任务派发、复检跟踪和关闭回写；最后在稳定工况中接入更多产线。</w:t>
+      </w:r>
+    </w:p>
+    <w:p>
+      <w:r>
+        <w:t xml:space="preserve"/>
+      </w:r>
+    </w:p>
+    <w:p>
+      <w:pPr>
+        <w:pStyle w:val="BodyText"/>
+      </w:pPr>
+      <w:r>
+        <w:t xml:space="preserve">核心指标包括：异常定位时间下降40%-60%；P1事件从识别到任务派发小于1分钟；关键工序追溯覆盖达到100%；根因Top-3命中率达到80%以上；重复质量问题下降15%-25%；质量复盘知识沉淀率达到90%以上。停用条件包括关键数据延迟、核心点位缺失、模型低置信连续出现、责任人未确认、复检结果与系统判断冲突等。</w:t>
       </w:r>
     </w:p>
     <w:sectPr>

--- a/提交材料/01_开题报告.docx
+++ b/提交材料/01_开题报告.docx
@@ -193,7 +193,34 @@
         <w:keepNext/>
       </w:pPr>
       <w:r>
-        <w:t xml:space="preserve">一、命题重新定义</w:t>
+        <w:t xml:space="preserve">一、命题要求对应</w:t>
+      </w:r>
+    </w:p>
+    <w:p>
+      <w:r>
+        <w:t xml:space="preserve"/>
+      </w:r>
+    </w:p>
+    <w:p>
+      <w:pPr>
+        <w:pStyle w:val="BodyText"/>
+      </w:pPr>
+      <w:r>
+        <w:t xml:space="preserve">本方案直接围绕题面三项亮点展开。智能制造知识底座方面，建设设备、工艺、质量、VIN、FMEA、控制计划和处置任务的本体与知识图谱；从感知到行动的自主范式方面，让数字员工在设备报警和参数波动出现时主动触发GraphRAG检索、风险分级、根因推理和任务编排；落地应用方面，通过飞书Aily、多维表格和机器人卡片把质量、设备、工艺和班组角色纳入同一条风险线程，形成从发现到关闭的业务闭环。</w:t>
+      </w:r>
+    </w:p>
+    <w:p>
+      <w:r>
+        <w:t xml:space="preserve"/>
+      </w:r>
+    </w:p>
+    <w:p>
+      <w:pPr>
+        <w:pStyle w:val="Heading1"/>
+        <w:keepNext/>
+      </w:pPr>
+      <w:r>
+        <w:t xml:space="preserve">二、命题重新定义</w:t>
       </w:r>
     </w:p>
     <w:p>
@@ -233,7 +260,7 @@
         <w:keepNext/>
       </w:pPr>
       <w:r>
-        <w:t xml:space="preserve">二、命题前置洞察</w:t>
+        <w:t xml:space="preserve">三、命题前置洞察</w:t>
       </w:r>
     </w:p>
     <w:p>
@@ -286,7 +313,7 @@
         <w:keepNext/>
       </w:pPr>
       <w:r>
-        <w:t xml:space="preserve">三、方案切入点</w:t>
+        <w:t xml:space="preserve">四、方案切入点</w:t>
       </w:r>
     </w:p>
     <w:p>
@@ -326,7 +353,7 @@
         <w:keepNext/>
       </w:pPr>
       <w:r>
-        <w:t xml:space="preserve">四、技术路线</w:t>
+        <w:t xml:space="preserve">五、技术路线</w:t>
       </w:r>
     </w:p>
     <w:p>
@@ -379,7 +406,7 @@
         <w:keepNext/>
       </w:pPr>
       <w:r>
-        <w:t xml:space="preserve">五、落地边界与验证方式</w:t>
+        <w:t xml:space="preserve">六、落地边界与验证方式</w:t>
       </w:r>
     </w:p>
     <w:p>
@@ -406,6 +433,232 @@
       </w:pPr>
       <w:r>
         <w:t xml:space="preserve">核心指标包括：异常定位时间下降40%-60%；P1事件从识别到任务派发小于1分钟；关键工序追溯覆盖达到100%；根因Top-3命中率达到80%以上；重复质量问题下降15%-25%；质量复盘知识沉淀率达到90%以上。停用条件包括关键数据延迟、核心点位缺失、模型低置信连续出现、责任人未确认、复检结果与系统判断冲突等。</w:t>
+      </w:r>
+    </w:p>
+    <w:p>
+      <w:r>
+        <w:t xml:space="preserve"/>
+      </w:r>
+    </w:p>
+    <w:p>
+      <w:pPr>
+        <w:pStyle w:val="Heading1"/>
+        <w:keepNext/>
+      </w:pPr>
+      <w:r>
+        <w:t xml:space="preserve">七、方案整体概述</w:t>
+      </w:r>
+    </w:p>
+    <w:p>
+      <w:r>
+        <w:t xml:space="preserve"/>
+      </w:r>
+    </w:p>
+    <w:p>
+      <w:pPr>
+        <w:pStyle w:val="BodyText"/>
+      </w:pPr>
+      <w:r>
+        <w:t xml:space="preserve">知质·灵巡的整体方案可以概括为“一套知识底座、一名数字员工、一条协同闭环”。知识底座把设备、工序、参数、质量特性、VIN、零件批次、FMEA、控制计划和历史案例组织为图谱；数字员工在工艺过程、设备报警或参数波动出现时主动启动分析；协同闭环把根因证据、复检任务、维修动作、责任人和关闭条件写入飞书多维表格，并通过Aily和机器人卡片推动现场执行。</w:t>
+      </w:r>
+    </w:p>
+    <w:p>
+      <w:r>
+        <w:t xml:space="preserve"/>
+      </w:r>
+    </w:p>
+    <w:p>
+      <w:pPr>
+        <w:pStyle w:val="BodyText"/>
+      </w:pPr>
+      <w:r>
+        <w:t xml:space="preserve">该方案直接面向题面提出的“每一次工艺过程、设备报警或参数波动都应被全面监控与精准识别”。它不是把所有数据堆成看板，而是把数据变成可行动的质量风险线程：一个事件从被捕捉开始，就同时具备事件ID、影响范围、证据链、处置方案、责任人、时限和复盘入口。</w:t>
+      </w:r>
+    </w:p>
+    <w:p>
+      <w:r>
+        <w:t xml:space="preserve"/>
+      </w:r>
+    </w:p>
+    <w:p>
+      <w:pPr>
+        <w:pStyle w:val="Heading1"/>
+        <w:keepNext/>
+      </w:pPr>
+      <w:r>
+        <w:t xml:space="preserve">八、整体架构与核心功能模块</w:t>
+      </w:r>
+    </w:p>
+    <w:p>
+      <w:r>
+        <w:t xml:space="preserve"/>
+      </w:r>
+    </w:p>
+    <w:p>
+      <w:pPr>
+        <w:pStyle w:val="BodyText"/>
+      </w:pPr>
+      <w:r>
+        <w:t xml:space="preserve">整体架构分为六层。第一层为数据接入层，接入MES、QMS、SCADA/PLC、视觉检测、设备点检、维修记录、FMEA、控制计划和飞书任务状态。第二层为质量知识底座层，基于本体论建立设备、工位、工序、参数、质量特性、缺陷模式、根因和处置任务之间的关系。第三层为风险识别层，结合工艺窗口、SPC趋势、连续性、设备寿命、批次范围和历史案例进行P1/P2/P3分级。第四层为GraphRAG推理层，沿图谱路径检索FMEA、SOP、维修记录、质检规范和历史8D，生成可验证证据链。第五层为Agent执行层，完成观察、研判、检索、推理、行动和复盘。第六层为飞书协同层，通过Aily、多维表格和机器人卡片承接任务流转。</w:t>
+      </w:r>
+    </w:p>
+    <w:p>
+      <w:r>
+        <w:t xml:space="preserve"/>
+      </w:r>
+    </w:p>
+    <w:p>
+      <w:pPr>
+        <w:pStyle w:val="BodyText"/>
+      </w:pPr>
+      <w:r>
+        <w:t xml:space="preserve">核心功能模块包括：异常主动捕捉、影响范围圈定、一车一因果链、根因Top-K推理、可解释证据链、飞书任务派发、关闭条件校验、知识图谱回写和指标看板。四个试点工况分别覆盖总装拧紧、焊装点焊、涂装烘干和压铸冷却，能够体现关键连接、结构强度、外观耐久和关键结构件等典型质量风险。</w:t>
+      </w:r>
+    </w:p>
+    <w:p>
+      <w:r>
+        <w:t xml:space="preserve"/>
+      </w:r>
+    </w:p>
+    <w:p>
+      <w:pPr>
+        <w:pStyle w:val="Heading1"/>
+        <w:keepNext/>
+      </w:pPr>
+      <w:r>
+        <w:t xml:space="preserve">九、核心创新点</w:t>
+      </w:r>
+    </w:p>
+    <w:p>
+      <w:r>
+        <w:t xml:space="preserve"/>
+      </w:r>
+    </w:p>
+    <w:p>
+      <w:pPr>
+        <w:pStyle w:val="BodyText"/>
+      </w:pPr>
+      <w:r>
+        <w:t xml:space="preserve">技术创新在于主动式GraphRAG。常规RAG等待人员提问后检索文本，知质·灵巡由设备报警和参数波动触发，先在知识图谱中确定设备、工序、质量特性和历史案例关系，再检索文档证据并通过因果护栏排除伪相关。</w:t>
+      </w:r>
+    </w:p>
+    <w:p>
+      <w:r>
+        <w:t xml:space="preserve"/>
+      </w:r>
+    </w:p>
+    <w:p>
+      <w:pPr>
+        <w:pStyle w:val="BodyText"/>
+      </w:pPr>
+      <w:r>
+        <w:t xml:space="preserve">模式创新在于岗位化数字员工。它不是泛用聊天机器人，而是具备质量风险专员的职责边界：可自动生成隔离建议、复检任务和证据链，但不替代质量负责人放行，不直接修改控制层参数。</w:t>
+      </w:r>
+    </w:p>
+    <w:p>
+      <w:r>
+        <w:t xml:space="preserve"/>
+      </w:r>
+    </w:p>
+    <w:p>
+      <w:pPr>
+        <w:pStyle w:val="BodyText"/>
+      </w:pPr>
+      <w:r>
+        <w:t xml:space="preserve">流程创新在于风险线程闭环。传统报警系统通常停在“发现异常”，本方案把异常推进到“圈定影响、解释依据、派发任务、关闭校验、知识回写”。每次事件关闭后都会沉淀为下一次推理可调用的设备-症状-根因-措施关系。</w:t>
+      </w:r>
+    </w:p>
+    <w:p>
+      <w:r>
+        <w:t xml:space="preserve"/>
+      </w:r>
+    </w:p>
+    <w:p>
+      <w:pPr>
+        <w:pStyle w:val="BodyText"/>
+      </w:pPr>
+      <w:r>
+        <w:t xml:space="preserve">业务创新在于一车一因果链。赛力斯已有一车一档基础，方案进一步让每辆受影响车辆能说明“经历哪个工位、受到哪个参数影响、依据哪些证据处置、关闭条件是什么”，从追溯档案升级为质量推理载体。</w:t>
+      </w:r>
+    </w:p>
+    <w:p>
+      <w:r>
+        <w:t xml:space="preserve"/>
+      </w:r>
+    </w:p>
+    <w:p>
+      <w:pPr>
+        <w:pStyle w:val="Heading1"/>
+        <w:keepNext/>
+      </w:pPr>
+      <w:r>
+        <w:t xml:space="preserve">十、落地量化价值</w:t>
+      </w:r>
+    </w:p>
+    <w:p>
+      <w:r>
+        <w:t xml:space="preserve"/>
+      </w:r>
+    </w:p>
+    <w:p>
+      <w:pPr>
+        <w:pStyle w:val="BodyText"/>
+      </w:pPr>
+      <w:r>
+        <w:t xml:space="preserve">首期价值采用可核算口径，只统计被现场采纳并完成闭环的事件。异常定位时间目标下降40%-60%；P1事件从识别到飞书任务派发控制在1分钟内；关键工序追溯覆盖达到100%；根因Top-3命中率达到80%以上；重复质量问题下降15%-25%；质量复盘知识沉淀率达到90%以上；班组跨角色沟通链路从群聊分散沟通转为多维表格结构化留痕。</w:t>
+      </w:r>
+    </w:p>
+    <w:p>
+      <w:r>
+        <w:t xml:space="preserve"/>
+      </w:r>
+    </w:p>
+    <w:p>
+      <w:pPr>
+        <w:pStyle w:val="BodyText"/>
+      </w:pPr>
+      <w:r>
+        <w:t xml:space="preserve">以总装拧紧为例，传统流程需要质量、设备、工艺人员分别查询设备记录、MES过站、历史维修和复检规范。知质·灵巡把这些信息沿图谱路径一次组织成证据链，并自动生成车辆隔离、扭矩复检、设备校准、套筒检查和FMEA回写任务，目标是把“找资料和找责任人”的时间压缩到分钟级。</w:t>
+      </w:r>
+    </w:p>
+    <w:p>
+      <w:r>
+        <w:t xml:space="preserve"/>
+      </w:r>
+    </w:p>
+    <w:p>
+      <w:pPr>
+        <w:pStyle w:val="Heading1"/>
+        <w:keepNext/>
+      </w:pPr>
+      <w:r>
+        <w:t xml:space="preserve">十一、落地可行性与可推广性</w:t>
+      </w:r>
+    </w:p>
+    <w:p>
+      <w:r>
+        <w:t xml:space="preserve"/>
+      </w:r>
+    </w:p>
+    <w:p>
+      <w:pPr>
+        <w:pStyle w:val="BodyText"/>
+      </w:pPr>
+      <w:r>
+        <w:t xml:space="preserve">可行性来自三点。第一，赛力斯公开资料已显示其具备全过程质量数据采集、异常定位、控线和一车一档基础，说明数据源和场景具备建设条件。第二，飞书Aily、多维表格和机器人卡片能以轻量方式嵌入现有组织流程，不需要一开始重构MES或QMS。第三，方案采取“离线回放-影子运行-协同闭环-产线复制”路线，先辅助决策，不直接触碰控制层和最终放行权限。</w:t>
+      </w:r>
+    </w:p>
+    <w:p>
+      <w:r>
+        <w:t xml:space="preserve"/>
+      </w:r>
+    </w:p>
+    <w:p>
+      <w:pPr>
+        <w:pStyle w:val="BodyText"/>
+      </w:pPr>
+      <w:r>
+        <w:t xml:space="preserve">可推广性来自工况模板化。总装拧紧、焊装点焊、涂装烘干和压铸冷却虽然工艺不同，但都可抽象为“设备-参数-质量特性-影响范围-处置任务-复盘知识”的同一模板。该模板可继续扩展到电驱装配、电池包气密、整车标定、供应链来料质量和路试问题闭环，形成从单点工位到多产线、多基地的质量风险数字员工体系。</w:t>
       </w:r>
     </w:p>
     <w:sectPr>

--- a/提交材料/01_开题报告.docx
+++ b/提交材料/01_开题报告.docx
@@ -659,6 +659,653 @@
       </w:pPr>
       <w:r>
         <w:t xml:space="preserve">可推广性来自工况模板化。总装拧紧、焊装点焊、涂装烘干和压铸冷却虽然工艺不同，但都可抽象为“设备-参数-质量特性-影响范围-处置任务-复盘知识”的同一模板。该模板可继续扩展到电驱装配、电池包气密、整车标定、供应链来料质量和路试问题闭环，形成从单点工位到多产线、多基地的质量风险数字员工体系。</w:t>
+      </w:r>
+    </w:p>
+    <w:p>
+      <w:r>
+        <w:t xml:space="preserve"/>
+      </w:r>
+    </w:p>
+    <w:p>
+      <w:pPr>
+        <w:pStyle w:val="Heading1"/>
+        <w:keepNext/>
+      </w:pPr>
+      <w:r>
+        <w:t xml:space="preserve">十二、决赛版系统实装</w:t>
+      </w:r>
+    </w:p>
+    <w:p>
+      <w:r>
+        <w:t xml:space="preserve"/>
+      </w:r>
+    </w:p>
+    <w:p>
+      <w:pPr>
+        <w:pStyle w:val="BodyText"/>
+      </w:pPr>
+      <w:r>
+        <w:t xml:space="preserve">作品已从概念架构推进到可运行链路。互动工作台重构为企业级质量指挥台，包含产线态势、事件队列、数字员工身份、工艺趋势、风险安全门、GraphRAG关系路径、一车一因果链、任务编排、飞书执行轨迹和价值验收。四类工况均有独立参数、阈值、影响对象、证据、根因假设和责任任务，支持异常注入、自定义追问、飞书派发、人工确认、验证关闭和证据包导出。</w:t>
+      </w:r>
+    </w:p>
+    <w:p>
+      <w:r>
+        <w:t xml:space="preserve"/>
+      </w:r>
+    </w:p>
+    <w:p>
+      <w:pPr>
+        <w:pStyle w:val="BodyText"/>
+      </w:pPr>
+      <w:r>
+        <w:t xml:space="preserve">飞书在线链路已完成用户身份授权、Base解析、13字段质量事件表创建、记录写入和读取回验。事件`CASE-TQ-20260719-01`已使用同一幂等键创建飞书任务`f10d51e5-cc8e-4c71-9441-cd29a77feacf`，并生成嵌入该任务的复盘文档`PjludNq8foBhkrxV8VQccsldneb`。这条链路证明质量事件可以从结构化台账进入责任任务，再进入复盘知识，而不是停留在网页演示。</w:t>
+      </w:r>
+    </w:p>
+    <w:p>
+      <w:r>
+        <w:t xml:space="preserve"/>
+      </w:r>
+    </w:p>
+    <w:p>
+      <w:pPr>
+        <w:pStyle w:val="Heading1"/>
+        <w:keepNext/>
+      </w:pPr>
+      <w:r>
+        <w:t xml:space="preserve">十三、数据、模型与治理设计</w:t>
+      </w:r>
+    </w:p>
+    <w:p>
+      <w:r>
+        <w:t xml:space="preserve"/>
+      </w:r>
+    </w:p>
+    <w:p>
+      <w:pPr>
+        <w:pStyle w:val="BodyText"/>
+      </w:pPr>
+      <w:r>
+        <w:t xml:space="preserve">数据侧建立三类契约。事实数据包括设备参数、告警、MES过站、质量检测和维修记录；知识数据包括FMEA、控制计划、SOP、8D和专家规则；协同数据包括责任人、任务状态、SLA、附件和关闭结论。所有数据记录事件时间、来源系统、版本和权限等级。VIN、人员和供应商信息按企业数据分类分级要求处理，公共演示只使用脱敏仿真数据。</w:t>
+      </w:r>
+    </w:p>
+    <w:p>
+      <w:r>
+        <w:t xml:space="preserve"/>
+      </w:r>
+    </w:p>
+    <w:p>
+      <w:pPr>
+        <w:pStyle w:val="BodyText"/>
+      </w:pPr>
+      <w:r>
+        <w:t xml:space="preserve">模型侧采用“规则兜底、图谱收敛、模型排序、专家确认”。硬工艺窗口和安全规则优先；图谱限制检索路径与因果方向；时序模型识别漂移、连续性和共振特征；大模型只在有证据上下文时生成解释和任务草案。每条结论输出证据ID、置信度、数据时间和可证伪条件。评测集按产线、风险等级和新旧设备分层，防止同一案例跨训练与测试泄漏。</w:t>
+      </w:r>
+    </w:p>
+    <w:p>
+      <w:r>
+        <w:t xml:space="preserve"/>
+      </w:r>
+    </w:p>
+    <w:p>
+      <w:pPr>
+        <w:pStyle w:val="BodyText"/>
+      </w:pPr>
+      <w:r>
+        <w:t xml:space="preserve">治理侧设置P1人工确认、低置信降级、数据缺失停派、人工结论冲突升级和全链路审计。停用触发包括关键数据延迟超过业务窗口、核心点位缺失、同类事件误报连续超阈值、模型版本未经审批或现场出现重大人机分歧。系统可在不影响MES/QMS和控制层的情况下退回只读监测模式。</w:t>
+      </w:r>
+    </w:p>
+    <w:p>
+      <w:r>
+        <w:t xml:space="preserve"/>
+      </w:r>
+    </w:p>
+    <w:p>
+      <w:pPr>
+        <w:pStyle w:val="Heading1"/>
+        <w:keepNext/>
+      </w:pPr>
+      <w:r>
+        <w:t xml:space="preserve">十四、试点验收合同</w:t>
+      </w:r>
+    </w:p>
+    <w:p>
+      <w:r>
+        <w:t xml:space="preserve"/>
+      </w:r>
+    </w:p>
+    <w:tbl>
+      <w:tblPr>
+        <w:tblStyle w:val="TableGrid"/>
+        <w:tblW w:w="9360" w:type="dxa"/>
+        <w:tblInd w:w="120" w:type="dxa"/>
+        <w:tblLayout w:type="fixed"/>
+        <w:tblBorders>
+          <w:top w:val="single" w:sz="4" w:color="D9E0EA"/>
+          <w:left w:val="single" w:sz="4" w:color="D9E0EA"/>
+          <w:bottom w:val="single" w:sz="4" w:color="D9E0EA"/>
+          <w:right w:val="single" w:sz="4" w:color="D9E0EA"/>
+          <w:insideH w:val="single" w:sz="4" w:color="D9E0EA"/>
+          <w:insideV w:val="single" w:sz="4" w:color="D9E0EA"/>
+        </w:tblBorders>
+      </w:tblPr>
+      <w:tblGrid>
+        <w:gridCol w:w="2340"/>
+        <w:gridCol w:w="2340"/>
+        <w:gridCol w:w="2340"/>
+        <w:gridCol w:w="2340"/>
+      </w:tblGrid>
+      <w:tr>
+        <w:tc>
+          <w:tcPr>
+            <w:tcW w:w="2340" w:type="dxa"/>
+            <w:shd w:fill="F2F4F7"/>
+            <w:tcMar>
+              <w:top w:w="100" w:type="dxa"/>
+              <w:bottom w:w="100" w:type="dxa"/>
+              <w:start w:w="140" w:type="dxa"/>
+              <w:end w:w="140" w:type="dxa"/>
+            </w:tcMar>
+          </w:tcPr>
+          <w:p>
+            <w:r>
+              <w:rPr>
+                <w:b/>
+              </w:rPr>
+              <w:t xml:space="preserve">指标</w:t>
+            </w:r>
+          </w:p>
+        </w:tc>
+        <w:tc>
+          <w:tcPr>
+            <w:tcW w:w="2340" w:type="dxa"/>
+            <w:shd w:fill="F2F4F7"/>
+            <w:tcMar>
+              <w:top w:w="100" w:type="dxa"/>
+              <w:bottom w:w="100" w:type="dxa"/>
+              <w:start w:w="140" w:type="dxa"/>
+              <w:end w:w="140" w:type="dxa"/>
+            </w:tcMar>
+          </w:tcPr>
+          <w:p>
+            <w:r>
+              <w:rPr>
+                <w:b/>
+              </w:rPr>
+              <w:t xml:space="preserve">目标</w:t>
+            </w:r>
+          </w:p>
+        </w:tc>
+        <w:tc>
+          <w:tcPr>
+            <w:tcW w:w="2340" w:type="dxa"/>
+            <w:shd w:fill="F2F4F7"/>
+            <w:tcMar>
+              <w:top w:w="100" w:type="dxa"/>
+              <w:bottom w:w="100" w:type="dxa"/>
+              <w:start w:w="140" w:type="dxa"/>
+              <w:end w:w="140" w:type="dxa"/>
+            </w:tcMar>
+          </w:tcPr>
+          <w:p>
+            <w:r>
+              <w:rPr>
+                <w:b/>
+              </w:rPr>
+              <w:t xml:space="preserve">口径</w:t>
+            </w:r>
+          </w:p>
+        </w:tc>
+        <w:tc>
+          <w:tcPr>
+            <w:tcW w:w="2340" w:type="dxa"/>
+            <w:shd w:fill="F2F4F7"/>
+            <w:tcMar>
+              <w:top w:w="100" w:type="dxa"/>
+              <w:bottom w:w="100" w:type="dxa"/>
+              <w:start w:w="140" w:type="dxa"/>
+              <w:end w:w="140" w:type="dxa"/>
+            </w:tcMar>
+          </w:tcPr>
+          <w:p>
+            <w:r>
+              <w:rPr>
+                <w:b/>
+              </w:rPr>
+              <w:t xml:space="preserve">退出条件</w:t>
+            </w:r>
+          </w:p>
+        </w:tc>
+      </w:tr>
+      <w:tr>
+        <w:tc>
+          <w:tcPr>
+            <w:tcW w:w="2340" w:type="dxa"/>
+            <w:tcMar>
+              <w:top w:w="100" w:type="dxa"/>
+              <w:bottom w:w="100" w:type="dxa"/>
+              <w:start w:w="140" w:type="dxa"/>
+              <w:end w:w="140" w:type="dxa"/>
+            </w:tcMar>
+          </w:tcPr>
+          <w:p>
+            <w:r>
+              <w:t xml:space="preserve">P1召回率</w:t>
+            </w:r>
+          </w:p>
+        </w:tc>
+        <w:tc>
+          <w:tcPr>
+            <w:tcW w:w="2340" w:type="dxa"/>
+            <w:tcMar>
+              <w:top w:w="100" w:type="dxa"/>
+              <w:bottom w:w="100" w:type="dxa"/>
+              <w:start w:w="140" w:type="dxa"/>
+              <w:end w:w="140" w:type="dxa"/>
+            </w:tcMar>
+          </w:tcPr>
+          <w:p>
+            <w:r>
+              <w:t xml:space="preserve">不低于95%</w:t>
+            </w:r>
+          </w:p>
+        </w:tc>
+        <w:tc>
+          <w:tcPr>
+            <w:tcW w:w="2340" w:type="dxa"/>
+            <w:tcMar>
+              <w:top w:w="100" w:type="dxa"/>
+              <w:bottom w:w="100" w:type="dxa"/>
+              <w:start w:w="140" w:type="dxa"/>
+              <w:end w:w="140" w:type="dxa"/>
+            </w:tcMar>
+          </w:tcPr>
+          <w:p>
+            <w:r>
+              <w:t xml:space="preserve">历史回放与影子运行重大风险事件</w:t>
+            </w:r>
+          </w:p>
+        </w:tc>
+        <w:tc>
+          <w:tcPr>
+            <w:tcW w:w="2340" w:type="dxa"/>
+            <w:tcMar>
+              <w:top w:w="100" w:type="dxa"/>
+              <w:bottom w:w="100" w:type="dxa"/>
+              <w:start w:w="140" w:type="dxa"/>
+              <w:end w:w="140" w:type="dxa"/>
+            </w:tcMar>
+          </w:tcPr>
+          <w:p>
+            <w:r>
+              <w:t xml:space="preserve">出现重大漏判立即停用并复盘</w:t>
+            </w:r>
+          </w:p>
+        </w:tc>
+      </w:tr>
+      <w:tr>
+        <w:tc>
+          <w:tcPr>
+            <w:tcW w:w="2340" w:type="dxa"/>
+            <w:tcMar>
+              <w:top w:w="100" w:type="dxa"/>
+              <w:bottom w:w="100" w:type="dxa"/>
+              <w:start w:w="140" w:type="dxa"/>
+              <w:end w:w="140" w:type="dxa"/>
+            </w:tcMar>
+          </w:tcPr>
+          <w:p>
+            <w:r>
+              <w:t xml:space="preserve">根因Top-3命中率</w:t>
+            </w:r>
+          </w:p>
+        </w:tc>
+        <w:tc>
+          <w:tcPr>
+            <w:tcW w:w="2340" w:type="dxa"/>
+            <w:tcMar>
+              <w:top w:w="100" w:type="dxa"/>
+              <w:bottom w:w="100" w:type="dxa"/>
+              <w:start w:w="140" w:type="dxa"/>
+              <w:end w:w="140" w:type="dxa"/>
+            </w:tcMar>
+          </w:tcPr>
+          <w:p>
+            <w:r>
+              <w:t xml:space="preserve">不低于80%</w:t>
+            </w:r>
+          </w:p>
+        </w:tc>
+        <w:tc>
+          <w:tcPr>
+            <w:tcW w:w="2340" w:type="dxa"/>
+            <w:tcMar>
+              <w:top w:w="100" w:type="dxa"/>
+              <w:bottom w:w="100" w:type="dxa"/>
+              <w:start w:w="140" w:type="dxa"/>
+              <w:end w:w="140" w:type="dxa"/>
+            </w:tcMar>
+          </w:tcPr>
+          <w:p>
+            <w:r>
+              <w:t xml:space="preserve">与质量工程师最终确认根因比对</w:t>
+            </w:r>
+          </w:p>
+        </w:tc>
+        <w:tc>
+          <w:tcPr>
+            <w:tcW w:w="2340" w:type="dxa"/>
+            <w:tcMar>
+              <w:top w:w="100" w:type="dxa"/>
+              <w:bottom w:w="100" w:type="dxa"/>
+              <w:start w:w="140" w:type="dxa"/>
+              <w:end w:w="140" w:type="dxa"/>
+            </w:tcMar>
+          </w:tcPr>
+          <w:p>
+            <w:r>
+              <w:t xml:space="preserve">连续两周低于70%暂停推广</w:t>
+            </w:r>
+          </w:p>
+        </w:tc>
+      </w:tr>
+      <w:tr>
+        <w:tc>
+          <w:tcPr>
+            <w:tcW w:w="2340" w:type="dxa"/>
+            <w:tcMar>
+              <w:top w:w="100" w:type="dxa"/>
+              <w:bottom w:w="100" w:type="dxa"/>
+              <w:start w:w="140" w:type="dxa"/>
+              <w:end w:w="140" w:type="dxa"/>
+            </w:tcMar>
+          </w:tcPr>
+          <w:p>
+            <w:r>
+              <w:t xml:space="preserve">影响范围准确率</w:t>
+            </w:r>
+          </w:p>
+        </w:tc>
+        <w:tc>
+          <w:tcPr>
+            <w:tcW w:w="2340" w:type="dxa"/>
+            <w:tcMar>
+              <w:top w:w="100" w:type="dxa"/>
+              <w:bottom w:w="100" w:type="dxa"/>
+              <w:start w:w="140" w:type="dxa"/>
+              <w:end w:w="140" w:type="dxa"/>
+            </w:tcMar>
+          </w:tcPr>
+          <w:p>
+            <w:r>
+              <w:t xml:space="preserve">不低于90%</w:t>
+            </w:r>
+          </w:p>
+        </w:tc>
+        <w:tc>
+          <w:tcPr>
+            <w:tcW w:w="2340" w:type="dxa"/>
+            <w:tcMar>
+              <w:top w:w="100" w:type="dxa"/>
+              <w:bottom w:w="100" w:type="dxa"/>
+              <w:start w:w="140" w:type="dxa"/>
+              <w:end w:w="140" w:type="dxa"/>
+            </w:tcMar>
+          </w:tcPr>
+          <w:p>
+            <w:r>
+              <w:t xml:space="preserve">与最终隔离VIN/批次比对</w:t>
+            </w:r>
+          </w:p>
+        </w:tc>
+        <w:tc>
+          <w:tcPr>
+            <w:tcW w:w="2340" w:type="dxa"/>
+            <w:tcMar>
+              <w:top w:w="100" w:type="dxa"/>
+              <w:bottom w:w="100" w:type="dxa"/>
+              <w:start w:w="140" w:type="dxa"/>
+              <w:end w:w="140" w:type="dxa"/>
+            </w:tcMar>
+          </w:tcPr>
+          <w:p>
+            <w:r>
+              <w:t xml:space="preserve">过度圈定或漏圈定超阈值</w:t>
+            </w:r>
+          </w:p>
+        </w:tc>
+      </w:tr>
+      <w:tr>
+        <w:tc>
+          <w:tcPr>
+            <w:tcW w:w="2340" w:type="dxa"/>
+            <w:tcMar>
+              <w:top w:w="100" w:type="dxa"/>
+              <w:bottom w:w="100" w:type="dxa"/>
+              <w:start w:w="140" w:type="dxa"/>
+              <w:end w:w="140" w:type="dxa"/>
+            </w:tcMar>
+          </w:tcPr>
+          <w:p>
+            <w:r>
+              <w:t xml:space="preserve">飞书派发时长</w:t>
+            </w:r>
+          </w:p>
+        </w:tc>
+        <w:tc>
+          <w:tcPr>
+            <w:tcW w:w="2340" w:type="dxa"/>
+            <w:tcMar>
+              <w:top w:w="100" w:type="dxa"/>
+              <w:bottom w:w="100" w:type="dxa"/>
+              <w:start w:w="140" w:type="dxa"/>
+              <w:end w:w="140" w:type="dxa"/>
+            </w:tcMar>
+          </w:tcPr>
+          <w:p>
+            <w:r>
+              <w:t xml:space="preserve">小于1分钟</w:t>
+            </w:r>
+          </w:p>
+        </w:tc>
+        <w:tc>
+          <w:tcPr>
+            <w:tcW w:w="2340" w:type="dxa"/>
+            <w:tcMar>
+              <w:top w:w="100" w:type="dxa"/>
+              <w:bottom w:w="100" w:type="dxa"/>
+              <w:start w:w="140" w:type="dxa"/>
+              <w:end w:w="140" w:type="dxa"/>
+            </w:tcMar>
+          </w:tcPr>
+          <w:p>
+            <w:r>
+              <w:t xml:space="preserve">事件触发到任务创建时间戳</w:t>
+            </w:r>
+          </w:p>
+        </w:tc>
+        <w:tc>
+          <w:tcPr>
+            <w:tcW w:w="2340" w:type="dxa"/>
+            <w:tcMar>
+              <w:top w:w="100" w:type="dxa"/>
+              <w:bottom w:w="100" w:type="dxa"/>
+              <w:start w:w="140" w:type="dxa"/>
+              <w:end w:w="140" w:type="dxa"/>
+            </w:tcMar>
+          </w:tcPr>
+          <w:p>
+            <w:r>
+              <w:t xml:space="preserve">API异常时退回人工流程</w:t>
+            </w:r>
+          </w:p>
+        </w:tc>
+      </w:tr>
+      <w:tr>
+        <w:tc>
+          <w:tcPr>
+            <w:tcW w:w="2340" w:type="dxa"/>
+            <w:tcMar>
+              <w:top w:w="100" w:type="dxa"/>
+              <w:bottom w:w="100" w:type="dxa"/>
+              <w:start w:w="140" w:type="dxa"/>
+              <w:end w:w="140" w:type="dxa"/>
+            </w:tcMar>
+          </w:tcPr>
+          <w:p>
+            <w:r>
+              <w:t xml:space="preserve">关闭字段完整率</w:t>
+            </w:r>
+          </w:p>
+        </w:tc>
+        <w:tc>
+          <w:tcPr>
+            <w:tcW w:w="2340" w:type="dxa"/>
+            <w:tcMar>
+              <w:top w:w="100" w:type="dxa"/>
+              <w:bottom w:w="100" w:type="dxa"/>
+              <w:start w:w="140" w:type="dxa"/>
+              <w:end w:w="140" w:type="dxa"/>
+            </w:tcMar>
+          </w:tcPr>
+          <w:p>
+            <w:r>
+              <w:t xml:space="preserve">不低于95%</w:t>
+            </w:r>
+          </w:p>
+        </w:tc>
+        <w:tc>
+          <w:tcPr>
+            <w:tcW w:w="2340" w:type="dxa"/>
+            <w:tcMar>
+              <w:top w:w="100" w:type="dxa"/>
+              <w:bottom w:w="100" w:type="dxa"/>
+              <w:start w:w="140" w:type="dxa"/>
+              <w:end w:w="140" w:type="dxa"/>
+            </w:tcMar>
+          </w:tcPr>
+          <w:p>
+            <w:r>
+              <w:t xml:space="preserve">复检、维修、责任确认与依据</w:t>
+            </w:r>
+          </w:p>
+        </w:tc>
+        <w:tc>
+          <w:tcPr>
+            <w:tcW w:w="2340" w:type="dxa"/>
+            <w:tcMar>
+              <w:top w:w="100" w:type="dxa"/>
+              <w:bottom w:w="100" w:type="dxa"/>
+              <w:start w:w="140" w:type="dxa"/>
+              <w:end w:w="140" w:type="dxa"/>
+            </w:tcMar>
+          </w:tcPr>
+          <w:p>
+            <w:r>
+              <w:t xml:space="preserve">字段不全不得自动转入复盘</w:t>
+            </w:r>
+          </w:p>
+        </w:tc>
+      </w:tr>
+      <w:tr>
+        <w:tc>
+          <w:tcPr>
+            <w:tcW w:w="2340" w:type="dxa"/>
+            <w:tcMar>
+              <w:top w:w="100" w:type="dxa"/>
+              <w:bottom w:w="100" w:type="dxa"/>
+              <w:start w:w="140" w:type="dxa"/>
+              <w:end w:w="140" w:type="dxa"/>
+            </w:tcMar>
+          </w:tcPr>
+          <w:p>
+            <w:r>
+              <w:t xml:space="preserve">越权操作</w:t>
+            </w:r>
+          </w:p>
+        </w:tc>
+        <w:tc>
+          <w:tcPr>
+            <w:tcW w:w="2340" w:type="dxa"/>
+            <w:tcMar>
+              <w:top w:w="100" w:type="dxa"/>
+              <w:bottom w:w="100" w:type="dxa"/>
+              <w:start w:w="140" w:type="dxa"/>
+              <w:end w:w="140" w:type="dxa"/>
+            </w:tcMar>
+          </w:tcPr>
+          <w:p>
+            <w:r>
+              <w:t xml:space="preserve">0</w:t>
+            </w:r>
+          </w:p>
+        </w:tc>
+        <w:tc>
+          <w:tcPr>
+            <w:tcW w:w="2340" w:type="dxa"/>
+            <w:tcMar>
+              <w:top w:w="100" w:type="dxa"/>
+              <w:bottom w:w="100" w:type="dxa"/>
+              <w:start w:w="140" w:type="dxa"/>
+              <w:end w:w="140" w:type="dxa"/>
+            </w:tcMar>
+          </w:tcPr>
+          <w:p>
+            <w:r>
+              <w:t xml:space="preserve">控制参数修改、未经授权放行</w:t>
+            </w:r>
+          </w:p>
+        </w:tc>
+        <w:tc>
+          <w:tcPr>
+            <w:tcW w:w="2340" w:type="dxa"/>
+            <w:tcMar>
+              <w:top w:w="100" w:type="dxa"/>
+              <w:bottom w:w="100" w:type="dxa"/>
+              <w:start w:w="140" w:type="dxa"/>
+              <w:end w:w="140" w:type="dxa"/>
+            </w:tcMar>
+          </w:tcPr>
+          <w:p>
+            <w:r>
+              <w:t xml:space="preserve">任一次即停用相关能力</w:t>
+            </w:r>
+          </w:p>
+        </w:tc>
+      </w:tr>
+    </w:tbl>
+    <w:p>
+      <w:pPr>
+        <w:pStyle w:val="SmallSpace"/>
+      </w:pPr>
+      <w:r>
+        <w:t xml:space="preserve"/>
+      </w:r>
+    </w:p>
+    <w:p>
+      <w:r>
+        <w:t xml:space="preserve"/>
+      </w:r>
+    </w:p>
+    <w:p>
+      <w:pPr>
+        <w:pStyle w:val="Heading1"/>
+        <w:keepNext/>
+      </w:pPr>
+      <w:r>
+        <w:t xml:space="preserve">十五、依据来源</w:t>
+      </w:r>
+    </w:p>
+    <w:p>
+      <w:r>
+        <w:t xml:space="preserve"/>
+      </w:r>
+    </w:p>
+    <w:p>
+      <w:pPr>
+        <w:pStyle w:val="BodyText"/>
+      </w:pPr>
+      <w:r>
+        <w:t xml:space="preserve">方案依据赛力斯集团2024年年度报告、2025年半年度报告和2024年ESG报告对超级工厂、数字孪生、全过程在线检测及一车一档的披露；技术依据包括电动车制造交互式根因分析、Root-KGD、Document GraphRAG和ProQ-KG；管理依据包括ISO 9001风险思维与NIST AI RMF人机监督；飞书能力依据来自多维表格、任务v2、消息卡片和文档OpenAPI官方资料。完整目录和链接见`04_参考文献与数据依据`。</w:t>
       </w:r>
     </w:p>
     <w:sectPr>
@@ -732,7 +1379,7 @@
       <w:b/>
       <w:sz w:val="36"/>
       <w:szCs w:val="36"/>
-      <w:color w:val="0B2545"/>
+      <w:color w:val="171C22"/>
     </w:rPr>
   </w:style>
   <w:style w:type="paragraph" w:styleId="Subtitle">
@@ -758,7 +1405,7 @@
       <w:b/>
       <w:sz w:val="32"/>
       <w:szCs w:val="32"/>
-      <w:color w:val="2E74B5"/>
+      <w:color w:val="9E1B32"/>
     </w:rPr>
   </w:style>
   <w:style w:type="paragraph" w:styleId="Heading2">
@@ -772,7 +1419,7 @@
       <w:b/>
       <w:sz w:val="26"/>
       <w:szCs w:val="26"/>
-      <w:color w:val="2E74B5"/>
+      <w:color w:val="34424F"/>
     </w:rPr>
   </w:style>
   <w:style w:type="paragraph" w:styleId="BodyText">

--- a/提交材料/01_开题报告.docx
+++ b/提交材料/01_开题报告.docx
@@ -685,7 +685,7 @@
         <w:pStyle w:val="BodyText"/>
       </w:pPr>
       <w:r>
-        <w:t xml:space="preserve">作品已从概念架构推进到可运行链路。互动工作台重构为企业级质量指挥台，包含产线态势、事件队列、数字员工身份、工艺趋势、风险安全门、GraphRAG关系路径、一车一因果链、任务编排、飞书执行轨迹和价值验收。四类工况均有独立参数、阈值、影响对象、证据、根因假设和责任任务，支持异常注入、自定义追问、飞书派发、人工确认、验证关闭和证据包导出。</w:t>
+        <w:t xml:space="preserve">作品已从概念架构推进到可运行链路。互动工作台重构为企业级质量指挥台，包含产线态势、事件队列、数字员工身份、弱信号与缺陷显性化前置量、工艺趋势、风险安全门、GraphRAG关系路径、Top-3假设与反证、可切换VIN/零件的一车一因果链、五项因果护栏、五项确定性关闭门、任务编排、飞书执行轨迹和跨工序复制矩阵。四类工况均有独立参数、阈值、前置量、影响对象、证据、候选根因和责任任务，支持异常注入、自定义追问、飞书派发、人工确认、验证关闭和证据包导出。</w:t>
       </w:r>
     </w:p>
     <w:p>
@@ -713,6 +713,32 @@
       </w:pPr>
       <w:r>
         <w:t xml:space="preserve">十三、数据、模型与治理设计</w:t>
+      </w:r>
+    </w:p>
+    <w:p>
+      <w:r>
+        <w:t xml:space="preserve"/>
+      </w:r>
+    </w:p>
+    <w:p>
+      <w:pPr>
+        <w:pStyle w:val="BodyText"/>
+      </w:pPr>
+      <w:r>
+        <w:t xml:space="preserve">主动发现采用四级检测栈：数据质量门先检查时间戳、采样率、缺失、量纲和VIN/批次绑定；硬规则保证安全底线；EWMA、CUSUM和指令—反馈残差识别尚未触发停机的缓慢漂移；知识关系校验异常是否关联关键质量特性、FMEA和历史案例。前置量按“下游检验理论发现时点-风险线程首次达到派单阈值时点”计算。页面18至46分钟为脱敏仿真值，试点以中位数不少于10分钟为目标，并同时考核召回率和误报率。</w:t>
+      </w:r>
+    </w:p>
+    <w:p>
+      <w:r>
+        <w:t xml:space="preserve"/>
+      </w:r>
+    </w:p>
+    <w:p>
+      <w:pPr>
+        <w:pStyle w:val="BodyText"/>
+      </w:pPr>
+      <w:r>
+        <w:t xml:space="preserve">因果推理不输出未经验证的唯一答案。每个Top-3候选同时保存支持证据、冲突证据、反证动作和置信度，并经过时序先行、机理一致、同位复现、可干预验证和数据完整五项护栏。事件关闭由源数据完整、影响范围锁定、物理复检通过、授权人员确认、任务与知识回写五项强制规则决定，大模型只负责解释和生成草案。</w:t>
       </w:r>
     </w:p>
     <w:p>
@@ -1437,6 +1463,20 @@
       <w:spacing w:after="120" w:line="280" w:lineRule="auto"/>
     </w:pPr>
   </w:style>
+  <w:style w:type="paragraph" w:styleId="ReferenceList">
+    <w:name w:val="Reference List"/>
+    <w:basedOn w:val="Normal"/>
+    <w:pPr>
+      <w:ind w:left="360" w:hanging="240"/>
+      <w:spacing w:after="50" w:line="220" w:lineRule="auto"/>
+    </w:pPr>
+    <w:rPr>
+      <w:rFonts w:ascii="Calibri" w:eastAsia="Microsoft YaHei" w:hAnsi="Calibri"/>
+      <w:sz w:val="18"/>
+      <w:szCs w:val="18"/>
+      <w:color w:val="172033"/>
+    </w:rPr>
+  </w:style>
   <w:style w:type="paragraph" w:styleId="SmallSpace">
     <w:name w:val="Small Space"/>
     <w:pPr>

--- a/提交材料/01_开题报告.docx
+++ b/提交材料/01_开题报告.docx
@@ -1,6 +1,6 @@
 
 <file path=word/document.xml><?xml version="1.0" encoding="utf-8"?>
-<w:document xmlns:w="http://schemas.openxmlformats.org/wordprocessingml/2006/main">
+<w:document xmlns:w="http://schemas.openxmlformats.org/wordprocessingml/2006/main" xmlns:r="http://schemas.openxmlformats.org/officeDocument/2006/relationships" xmlns:wp="http://schemas.openxmlformats.org/drawingml/2006/wordprocessingDrawing" xmlns:a="http://schemas.openxmlformats.org/drawingml/2006/main" xmlns:pic="http://schemas.openxmlformats.org/drawingml/2006/picture">
   <w:body>
     <w:p>
       <w:pPr>
@@ -183,6 +183,60 @@
       </w:r>
     </w:p>
     <w:p>
+      <w:pPr>
+        <w:jc w:val="center"/>
+      </w:pPr>
+      <w:r>
+        <w:drawing>
+          <wp:inline distT="0" distB="0" distL="0" distR="0">
+            <wp:extent cx="6583680" cy="3703320"/>
+            <wp:docPr id="1" name="质量风险主动管控总体架构"/>
+            <wp:cNvGraphicFramePr>
+              <a:graphicFrameLocks noChangeAspect="1"/>
+            </wp:cNvGraphicFramePr>
+            <a:graphic>
+              <a:graphicData uri="http://schemas.openxmlformats.org/drawingml/2006/picture">
+                <pic:pic>
+                  <pic:nvPicPr>
+                    <pic:cNvPr id="0" name="quality-ai-architecture.png"/>
+                    <pic:cNvPicPr/>
+                  </pic:nvPicPr>
+                  <pic:blipFill>
+                    <a:blip r:embed="rId3"/>
+                    <a:stretch>
+                      <a:fillRect/>
+                    </a:stretch>
+                  </pic:blipFill>
+                  <pic:spPr>
+                    <a:xfrm>
+                      <a:off x="0" y="0"/>
+                      <a:ext cx="6583680" cy="3703320"/>
+                    </a:xfrm>
+                    <a:prstGeom prst="rect">
+                      <a:avLst/>
+                    </a:prstGeom>
+                  </pic:spPr>
+                </pic:pic>
+              </a:graphicData>
+            </a:graphic>
+          </wp:inline>
+        </w:drawing>
+      </w:r>
+    </w:p>
+    <w:p>
+      <w:pPr>
+        <w:pStyle w:val="ReferenceList"/>
+      </w:pPr>
+      <w:r>
+        <w:t xml:space="preserve">图1  质量风险主动管控AI数字员工总体架构</w:t>
+      </w:r>
+    </w:p>
+    <w:p>
+      <w:r>
+        <w:br w:type="page"/>
+      </w:r>
+    </w:p>
+    <w:p>
       <w:r>
         <w:t xml:space="preserve"/>
       </w:r>
@@ -685,7 +739,7 @@
         <w:pStyle w:val="BodyText"/>
       </w:pPr>
       <w:r>
-        <w:t xml:space="preserve">作品已从概念架构推进到可运行链路。互动工作台重构为企业级质量指挥台，包含产线态势、事件队列、数字员工身份、弱信号与缺陷显性化前置量、工艺趋势、风险安全门、GraphRAG关系路径、Top-3假设与反证、可切换VIN/零件的一车一因果链、五项因果护栏、五项确定性关闭门、任务编排、飞书执行轨迹和跨工序复制矩阵。四类工况均有独立参数、阈值、前置量、影响对象、证据、候选根因和责任任务，支持异常注入、自定义追问、飞书派发、人工确认、验证关闭和证据包导出。</w:t>
+        <w:t xml:space="preserve">作品已从概念架构推进到可运行链路。互动工作台包含产线态势、事件队列、数字员工身份、弱信号与缺陷显性化前置量、GraphRAG路径、Top-3假设、反事实验证、一车一因果链、决策前因果护栏、关闭前确定性门、三态运行模式、责任链、故障降级、飞书执行轨迹和跨工序复制矩阵。四类工况的前置量由带时间戳序列实际运行EWMA/CUSUM并计算，不从页面文案读取；干预结果会更新候选根因后验排序，缺少干预证据和实名确认时关闭按钮保持禁用。</w:t>
       </w:r>
     </w:p>
     <w:p>
@@ -725,20 +779,20 @@
         <w:pStyle w:val="BodyText"/>
       </w:pPr>
       <w:r>
-        <w:t xml:space="preserve">主动发现采用四级检测栈：数据质量门先检查时间戳、采样率、缺失、量纲和VIN/批次绑定；硬规则保证安全底线；EWMA、CUSUM和指令—反馈残差识别尚未触发停机的缓慢漂移；知识关系校验异常是否关联关键质量特性、FMEA和历史案例。前置量按“下游检验理论发现时点-风险线程首次达到派单阈值时点”计算。页面18至46分钟为脱敏仿真值，试点以中位数不少于10分钟为目标，并同时考核召回率和误报率。</w:t>
-      </w:r>
-    </w:p>
-    <w:p>
-      <w:r>
-        <w:t xml:space="preserve"/>
-      </w:r>
-    </w:p>
-    <w:p>
-      <w:pPr>
-        <w:pStyle w:val="BodyText"/>
-      </w:pPr>
-      <w:r>
-        <w:t xml:space="preserve">因果推理不输出未经验证的唯一答案。每个Top-3候选同时保存支持证据、冲突证据、反证动作和置信度，并经过时序先行、机理一致、同位复现、可干预验证和数据完整五项护栏。事件关闭由源数据完整、影响范围锁定、物理复检通过、授权人员确认、任务与知识回写五项强制规则决定，大模型只负责解释和生成草案。</w:t>
+        <w:t xml:space="preserve">主动发现采用四级检测栈：数据质量门先检查事件时间、采集时间、序列号、采样率、缺失、量纲、校准状态和VIN/批次绑定；硬规则保证安全底线；EWMA、CUSUM和指令—反馈残差识别尚未触发停机的缓慢漂移；知识关系校验异常是否关联关键质量特性、PFMEA和历史案例。前置量按“下游检验理论发现时点-统计信号与知识关系首次形成最小证据共识时点”计算。四场景18至46分钟为脱敏仿真计算，试点以中位数不少于10分钟为目标，并同时考核召回率、误报率和人工驳回率。</w:t>
+      </w:r>
+    </w:p>
+    <w:p>
+      <w:r>
+        <w:t xml:space="preserve"/>
+      </w:r>
+    </w:p>
+    <w:p>
+      <w:pPr>
+        <w:pStyle w:val="BodyText"/>
+      </w:pPr>
+      <w:r>
+        <w:t xml:space="preserve">因果推理不输出未经验证的唯一答案。每个Top-3候选同时保存支持证据、冲突证据、反证动作和置信度，并经过数据完整、时序先行、机理一致、同位复现和干预可证伪五项决策前护栏。互动工作台中的对照动作会实际增强、削弱或重排Top-3。事件关闭另由影响范围锁定、物理复检通过、授权人员确认、责任任务完成、知识与控制文件回写五项关闭前规则决定，模型只负责解释和生成草案。</w:t>
       </w:r>
     </w:p>
     <w:p>
@@ -1179,55 +1233,55 @@
           </w:tcPr>
           <w:p>
             <w:r>
-              <w:t xml:space="preserve">关闭字段完整率</w:t>
-            </w:r>
-          </w:p>
-        </w:tc>
-        <w:tc>
-          <w:tcPr>
-            <w:tcW w:w="2340" w:type="dxa"/>
-            <w:tcMar>
-              <w:top w:w="100" w:type="dxa"/>
-              <w:bottom w:w="100" w:type="dxa"/>
-              <w:start w:w="140" w:type="dxa"/>
-              <w:end w:w="140" w:type="dxa"/>
-            </w:tcMar>
-          </w:tcPr>
-          <w:p>
-            <w:r>
-              <w:t xml:space="preserve">不低于95%</w:t>
-            </w:r>
-          </w:p>
-        </w:tc>
-        <w:tc>
-          <w:tcPr>
-            <w:tcW w:w="2340" w:type="dxa"/>
-            <w:tcMar>
-              <w:top w:w="100" w:type="dxa"/>
-              <w:bottom w:w="100" w:type="dxa"/>
-              <w:start w:w="140" w:type="dxa"/>
-              <w:end w:w="140" w:type="dxa"/>
-            </w:tcMar>
-          </w:tcPr>
-          <w:p>
-            <w:r>
-              <w:t xml:space="preserve">复检、维修、责任确认与依据</w:t>
-            </w:r>
-          </w:p>
-        </w:tc>
-        <w:tc>
-          <w:tcPr>
-            <w:tcW w:w="2340" w:type="dxa"/>
-            <w:tcMar>
-              <w:top w:w="100" w:type="dxa"/>
-              <w:bottom w:w="100" w:type="dxa"/>
-              <w:start w:w="140" w:type="dxa"/>
-              <w:end w:w="140" w:type="dxa"/>
-            </w:tcMar>
-          </w:tcPr>
-          <w:p>
-            <w:r>
-              <w:t xml:space="preserve">字段不全不得自动转入复盘</w:t>
+              <w:t xml:space="preserve">已关闭P1五项门完整率</w:t>
+            </w:r>
+          </w:p>
+        </w:tc>
+        <w:tc>
+          <w:tcPr>
+            <w:tcW w:w="2340" w:type="dxa"/>
+            <w:tcMar>
+              <w:top w:w="100" w:type="dxa"/>
+              <w:bottom w:w="100" w:type="dxa"/>
+              <w:start w:w="140" w:type="dxa"/>
+              <w:end w:w="140" w:type="dxa"/>
+            </w:tcMar>
+          </w:tcPr>
+          <w:p>
+            <w:r>
+              <w:t xml:space="preserve">100%</w:t>
+            </w:r>
+          </w:p>
+        </w:tc>
+        <w:tc>
+          <w:tcPr>
+            <w:tcW w:w="2340" w:type="dxa"/>
+            <w:tcMar>
+              <w:top w:w="100" w:type="dxa"/>
+              <w:bottom w:w="100" w:type="dxa"/>
+              <w:start w:w="140" w:type="dxa"/>
+              <w:end w:w="140" w:type="dxa"/>
+            </w:tcMar>
+          </w:tcPr>
+          <w:p>
+            <w:r>
+              <w:t xml:space="preserve">范围、复检、授权、任务与回写</w:t>
+            </w:r>
+          </w:p>
+        </w:tc>
+        <w:tc>
+          <w:tcPr>
+            <w:tcW w:w="2340" w:type="dxa"/>
+            <w:tcMar>
+              <w:top w:w="100" w:type="dxa"/>
+              <w:bottom w:w="100" w:type="dxa"/>
+              <w:start w:w="140" w:type="dxa"/>
+              <w:end w:w="140" w:type="dxa"/>
+            </w:tcMar>
+          </w:tcPr>
+          <w:p>
+            <w:r>
+              <w:t xml:space="preserve">任一缺失均不得关闭</w:t>
             </w:r>
           </w:p>
         </w:tc>
@@ -1245,6 +1299,72 @@
           </w:tcPr>
           <w:p>
             <w:r>
+              <w:t xml:space="preserve">过程记录字段完整率</w:t>
+            </w:r>
+          </w:p>
+        </w:tc>
+        <w:tc>
+          <w:tcPr>
+            <w:tcW w:w="2340" w:type="dxa"/>
+            <w:tcMar>
+              <w:top w:w="100" w:type="dxa"/>
+              <w:bottom w:w="100" w:type="dxa"/>
+              <w:start w:w="140" w:type="dxa"/>
+              <w:end w:w="140" w:type="dxa"/>
+            </w:tcMar>
+          </w:tcPr>
+          <w:p>
+            <w:r>
+              <w:t xml:space="preserve">不低于95%</w:t>
+            </w:r>
+          </w:p>
+        </w:tc>
+        <w:tc>
+          <w:tcPr>
+            <w:tcW w:w="2340" w:type="dxa"/>
+            <w:tcMar>
+              <w:top w:w="100" w:type="dxa"/>
+              <w:bottom w:w="100" w:type="dxa"/>
+              <w:start w:w="140" w:type="dxa"/>
+              <w:end w:w="140" w:type="dxa"/>
+            </w:tcMar>
+          </w:tcPr>
+          <w:p>
+            <w:r>
+              <w:t xml:space="preserve">全部事件必填字段</w:t>
+            </w:r>
+          </w:p>
+        </w:tc>
+        <w:tc>
+          <w:tcPr>
+            <w:tcW w:w="2340" w:type="dxa"/>
+            <w:tcMar>
+              <w:top w:w="100" w:type="dxa"/>
+              <w:bottom w:w="100" w:type="dxa"/>
+              <w:start w:w="140" w:type="dxa"/>
+              <w:end w:w="140" w:type="dxa"/>
+            </w:tcMar>
+          </w:tcPr>
+          <w:p>
+            <w:r>
+              <w:t xml:space="preserve">低于阈值退回数据治理阶段</w:t>
+            </w:r>
+          </w:p>
+        </w:tc>
+      </w:tr>
+      <w:tr>
+        <w:tc>
+          <w:tcPr>
+            <w:tcW w:w="2340" w:type="dxa"/>
+            <w:tcMar>
+              <w:top w:w="100" w:type="dxa"/>
+              <w:bottom w:w="100" w:type="dxa"/>
+              <w:start w:w="140" w:type="dxa"/>
+              <w:end w:w="140" w:type="dxa"/>
+            </w:tcMar>
+          </w:tcPr>
+          <w:p>
+            <w:r>
               <w:t xml:space="preserve">越权操作</w:t>
             </w:r>
           </w:p>
@@ -1318,20 +1438,47 @@
         <w:keepNext/>
       </w:pPr>
       <w:r>
-        <w:t xml:space="preserve">十五、依据来源</w:t>
-      </w:r>
-    </w:p>
-    <w:p>
-      <w:r>
-        <w:t xml:space="preserve"/>
-      </w:r>
-    </w:p>
-    <w:p>
-      <w:pPr>
-        <w:pStyle w:val="BodyText"/>
-      </w:pPr>
-      <w:r>
-        <w:t xml:space="preserve">方案依据赛力斯集团2024年年度报告、2025年半年度报告和2024年ESG报告对超级工厂、数字孪生、全过程在线检测及一车一档的披露；技术依据包括电动车制造交互式根因分析、Root-KGD、Document GraphRAG和ProQ-KG；管理依据包括ISO 9001风险思维与NIST AI RMF人机监督；飞书能力依据来自多维表格、任务v2、消息卡片和文档OpenAPI官方资料。完整目录和链接见`04_参考文献与数据依据`。</w:t>
+        <w:t xml:space="preserve">十五、生产运行保障与责任链</w:t>
+      </w:r>
+    </w:p>
+    <w:p>
+      <w:r>
+        <w:t xml:space="preserve"/>
+      </w:r>
+    </w:p>
+    <w:p>
+      <w:pPr>
+        <w:pStyle w:val="BodyText"/>
+      </w:pPr>
+      <w:r>
+        <w:t xml:space="preserve">系统设置影子验证、协同执行和生产受控三种模式，并用L0/L2/L3权限区分只读回放、飞书派单和经审批的受控写入。数据延迟时冻结新增推理；图谱不可用时切换规则与控制计划只读包；飞书中断时写入本地Outbox并按事件ID幂等补偿。质量工程师确认风险受理，检测人员签署复检实测和量具状态，设备/工艺岗位签署纠正措施与首件，质量负责人审核最终关闭依据。系统不直接修改PLC/SCADA参数，不替代质量放行。</w:t>
+      </w:r>
+    </w:p>
+    <w:p>
+      <w:r>
+        <w:t xml:space="preserve"/>
+      </w:r>
+    </w:p>
+    <w:p>
+      <w:pPr>
+        <w:pStyle w:val="Heading1"/>
+        <w:keepNext/>
+      </w:pPr>
+      <w:r>
+        <w:t xml:space="preserve">十六、依据来源</w:t>
+      </w:r>
+    </w:p>
+    <w:p>
+      <w:r>
+        <w:t xml:space="preserve"/>
+      </w:r>
+    </w:p>
+    <w:p>
+      <w:pPr>
+        <w:pStyle w:val="BodyText"/>
+      </w:pPr>
+      <w:r>
+        <w:t xml:space="preserve">方案依据赛力斯集团2024年年度报告、2025年半年度报告和2024年ESG报告；技术依据包括电动车制造交互式根因分析、Root-KGD、Document GraphRAG和反事实根因分析；制造架构与治理依据包括ISO 23247、OPC UA for ISA-95、AIAG Control Plan、NIST AI RMF和NIST SP 800-82 Rev.3；飞书能力依据来自多维表格、任务、消息卡片、文档和事件订阅官方资料。完整目录和链接见`04_参考文献与数据依据`。</w:t>
       </w:r>
     </w:p>
     <w:sectPr>

--- a/提交材料/01_开题报告.docx
+++ b/提交材料/01_开题报告.docx
@@ -327,7 +327,7 @@
         <w:pStyle w:val="BodyText"/>
       </w:pPr>
       <w:r>
-        <w:t xml:space="preserve">公开资料显示，赛力斯超级工厂已经具备全价值链质量数据采集、异常特征自动提取、控线、异常设备定位和一车一档能力。华为智慧园区案例进一步说明，AI、联接、计算、存储、云和数字能源共同支撑生产网络、AIoT检测、数字班组和全过程质量数据采集。也就是说，赛题不是从零开始做“数据化”，而是在现有智能制造基础上继续前进一步：把已有数据资产转化为主动风险管控能力。</w:t>
+        <w:t xml:space="preserve">赛力斯2025年年度报告披露工业AI大模型、行业首创智能连接工艺系统和36,000+质量点位全自动实时监控，并强调“信息—决策—行动”闭环。结合一车一档、异常设备定位和全价值链质量数据基础，赛题不是从零开始做数据化，而是把已有点位、档案和知识转化为主动风险管控能力。</w:t>
       </w:r>
     </w:p>
     <w:p>
@@ -433,7 +433,7 @@
         <w:pStyle w:val="BodyText"/>
       </w:pPr>
       <w:r>
-        <w:t xml:space="preserve">中层是GraphRAG和因果护栏。GraphRAG不只检索文档片段，而是先沿图谱路径收敛上下文，再从SOP、FMEA、历史8D、维修记录和检测规范中提取证据。因果护栏负责约束方向和边界，例如后续检测缺陷不能反向解释前序设备参数，设备维修记录只能影响维修后的时间窗，批次风险必须通过零件绑定关系映射到VIN。</w:t>
+        <w:t xml:space="preserve">中层是GraphRAG和因果护栏。生产形态先沿图谱路径收敛上下文，再从SOP、FMEA、历史8D、维修记录和检测规范中提取证据；当前作品以28个实例节点、24条关系边和带来源片段的有界关系路径检索验证机制，企业文档索引和图数据库在试点阶段接入。因果护栏负责约束方向和边界，例如后续检测缺陷不能反向解释前序设备参数，设备维修记录只能影响维修后的时间窗，批次风险必须通过零件绑定关系映射到VIN。</w:t>
       </w:r>
     </w:p>
     <w:p>
@@ -553,7 +553,7 @@
         <w:pStyle w:val="BodyText"/>
       </w:pPr>
       <w:r>
-        <w:t xml:space="preserve">整体架构分为六层。第一层为数据接入层，接入MES、QMS、SCADA/PLC、视觉检测、设备点检、维修记录、FMEA、控制计划和飞书任务状态。第二层为质量知识底座层，基于本体论建立设备、工位、工序、参数、质量特性、缺陷模式、根因和处置任务之间的关系。第三层为风险识别层，结合工艺窗口、SPC趋势、连续性、设备寿命、批次范围和历史案例进行P1/P2/P3分级。第四层为GraphRAG推理层，沿图谱路径检索FMEA、SOP、维修记录、质检规范和历史8D，生成可验证证据链。第五层为Agent执行层，完成观察、研判、检索、推理、行动和复盘。第六层为飞书协同层，通过Aily、多维表格和机器人卡片承接任务流转。</w:t>
+        <w:t xml:space="preserve">整体架构分为七层：现场与边缘层只读接入MES、QMS、SCADA/PLC、视觉检测和设备点检；事件与数据质量层执行Schema、序列、时钟、量纲、校准和对象绑定准入；质量知识底座层建立设备、工位、参数、质量特性、缺陷模式和任务关系；风险检测层组合工艺窗口、EWMA、CUSUM、残差和设备寿命；GraphRAG与因果保障层执行受约束检索、Top-3和反事实更新；Agent与策略层控制状态机、模式权限和关闭条件；飞书与治理层承接Base、任务、审批、文档、事件订阅与审计。</w:t>
       </w:r>
     </w:p>
     <w:p>
@@ -739,20 +739,20 @@
         <w:pStyle w:val="BodyText"/>
       </w:pPr>
       <w:r>
-        <w:t xml:space="preserve">作品已从概念架构推进到可运行链路。互动工作台包含产线态势、事件队列、数字员工身份、弱信号与缺陷显性化前置量、GraphRAG路径、Top-3假设、反事实验证、一车一因果链、决策前因果护栏、关闭前确定性门、三态运行模式、责任链、故障降级、飞书执行轨迹和跨工序复制矩阵。四类工况的前置量由带时间戳序列实际运行EWMA/CUSUM并计算，不从页面文案读取；干预结果会更新候选根因后验排序，缺少干预证据和实名确认时关闭按钮保持禁用。</w:t>
-      </w:r>
-    </w:p>
-    <w:p>
-      <w:r>
-        <w:t xml:space="preserve"/>
-      </w:r>
-    </w:p>
-    <w:p>
-      <w:pPr>
-        <w:pStyle w:val="BodyText"/>
-      </w:pPr>
-      <w:r>
-        <w:t xml:space="preserve">飞书在线链路已完成用户身份授权、Base解析、13字段质量事件表创建、记录写入和读取回验。事件`CASE-TQ-20260719-01`已使用同一幂等键创建飞书任务`f10d51e5-cc8e-4c71-9441-cd29a77feacf`，并生成嵌入该任务的复盘文档`PjludNq8foBhkrxV8VQccsldneb`。这条链路证明质量事件可以从结构化台账进入责任任务，再进入复盘知识，而不是停留在网页演示。</w:t>
+        <w:t xml:space="preserve">作品已从概念架构推进到可运行链路。互动工作台包含动态产线态势、回放时钟、回答依据、弱信号与缺陷显性化前置量、关系图路径、稳定H编号与Rank重排、反事实验证、一车一因果链、独立五门关闭、故障降级、六对象飞书执行轨迹和生产试点就绪门。四类工况的前置量由带时间戳序列实际运行EWMA/CUSUM并计算；关闭动作只读取源数据、范围、物理复检、授权确认和任务/知识回写五项独立状态，不会反向制造通过结果。</w:t>
+      </w:r>
+    </w:p>
+    <w:p>
+      <w:r>
+        <w:t xml:space="preserve"/>
+      </w:r>
+    </w:p>
+    <w:p>
+      <w:pPr>
+        <w:pStyle w:val="BodyText"/>
+      </w:pPr>
+      <w:r>
+        <w:t xml:space="preserve">飞书能力采用分层核验：Base解析、13字段事件表、记录写入和读取回验已经在线完成；事件`CASE-TQ-20260719-01`保留任务与复盘文档对象样例；机器人卡片、Aily、原生审批、企业角色映射和事件消费者列为生产部署项。该口径既证明协同对象可形成，也不把对象样例等同于六表自动闭环现网运行。</w:t>
       </w:r>
     </w:p>
     <w:p>
@@ -1478,7 +1478,7 @@
         <w:pStyle w:val="BodyText"/>
       </w:pPr>
       <w:r>
-        <w:t xml:space="preserve">方案依据赛力斯集团2024年年度报告、2025年半年度报告和2024年ESG报告；技术依据包括电动车制造交互式根因分析、Root-KGD、Document GraphRAG和反事实根因分析；制造架构与治理依据包括ISO 23247、OPC UA for ISA-95、AIAG Control Plan、NIST AI RMF和NIST SP 800-82 Rev.3；飞书能力依据来自多维表格、任务、消息卡片、文档和事件订阅官方资料。完整目录和链接见`04_参考文献与数据依据`。</w:t>
+        <w:t xml:space="preserve">方案依据赛力斯集团2025年年度报告、2024年年度报告、2025年半年度报告和2024年ESG报告；技术依据包括电动车制造交互式根因分析、Root-KGD、Document GraphRAG和反事实根因分析；制造架构与治理依据包括ISO 23247、OPC UA for ISA-95、AIAG Control Plan、NIST AI RMF和NIST SP 800-82 Rev.3；飞书能力依据来自多维表格、任务、消息卡片、文档、工作流和事件订阅官方资料。完整目录和链接见`04_参考文献与数据依据`。</w:t>
       </w:r>
     </w:p>
     <w:sectPr>

--- a/提交材料/01_开题报告.docx
+++ b/提交材料/01_开题报告.docx
@@ -327,7 +327,20 @@
         <w:pStyle w:val="BodyText"/>
       </w:pPr>
       <w:r>
-        <w:t xml:space="preserve">赛力斯2025年年度报告披露工业AI大模型、行业首创智能连接工艺系统和36,000+质量点位全自动实时监控，并强调“信息—决策—行动”闭环。结合一车一档、异常设备定位和全价值链质量数据基础，赛题不是从零开始做数据化，而是把已有点位、档案和知识转化为主动风险管控能力。</w:t>
+        <w:t xml:space="preserve">赛力斯2025年年度报告披露工业AI大模型、行业首创智能连接工艺系统和36,000+质量点位全自动实时监控，并强调“信息—决策—行动”闭环。公司最新业务参考材料进一步确认，现有设备数字化管理已覆盖设备类型、实例台账、运行采集、维修工单、故障模式、点检与保养。赛题不是从零开始做数据化，而是让这些已有对象在异常发生前后形成跨系统、跨角色、可验证的主动风险闭环。</w:t>
+      </w:r>
+    </w:p>
+    <w:p>
+      <w:r>
+        <w:t xml:space="preserve"/>
+      </w:r>
+    </w:p>
+    <w:p>
+      <w:pPr>
+        <w:pStyle w:val="BodyText"/>
+      </w:pPr>
+      <w:r>
+        <w:t xml:space="preserve">赛事脱敏数据包含625类设备、9673台实例、336项功能、1287条故障模式和406张工单。数据审计发现：设备实例到类型覆盖率100%，工单到设备关联率94.33%，但工单到故障模式关联率仅17.49%，类型一致完整结构链仅15.27%；316张工单已关闭，286张仍未形成确认原因。某安全防护设备121张工单中119张已关闭、120张未形成确认原因、0张关联故障模式。作品据此把“闭而未解”作为企业主案例：流程关闭不代表风险知识可复用，数字员工必须主动识别并补齐检查、复机和标准更新证据。</w:t>
       </w:r>
     </w:p>
     <w:p>
@@ -420,33 +433,33 @@
         <w:pStyle w:val="BodyText"/>
       </w:pPr>
       <w:r>
-        <w:t xml:space="preserve">底层是质量知识底座。系统以本体论统一设备、工位、工序、工艺参数、质量特性、缺陷模式、FMEA、控制计划、VIN、零件批次、人员角色和处置任务，形成“设备位于工位、工位执行工序、工序产生参数、参数影响质量特性、质量特性关联缺陷模式、缺陷模式对应FMEA条目、处置任务分派责任角色”的语义网络。</w:t>
-      </w:r>
-    </w:p>
-    <w:p>
-      <w:r>
-        <w:t xml:space="preserve"/>
-      </w:r>
-    </w:p>
-    <w:p>
-      <w:pPr>
-        <w:pStyle w:val="BodyText"/>
-      </w:pPr>
-      <w:r>
-        <w:t xml:space="preserve">中层是GraphRAG和因果护栏。生产形态先沿图谱路径收敛上下文，再从SOP、FMEA、历史8D、维修记录和检测规范中提取证据；当前作品以28个实例节点、24条关系边和带来源片段的有界关系路径检索验证机制，企业文档索引和图数据库在试点阶段接入。因果护栏负责约束方向和边界，例如后续检测缺陷不能反向解释前序设备参数，设备维修记录只能影响维修后的时间窗，批次风险必须通过零件绑定关系映射到VIN。</w:t>
-      </w:r>
-    </w:p>
-    <w:p>
-      <w:r>
-        <w:t xml:space="preserve"/>
-      </w:r>
-    </w:p>
-    <w:p>
-      <w:pPr>
-        <w:pStyle w:val="BodyText"/>
-      </w:pPr>
-      <w:r>
-        <w:t xml:space="preserve">上层是岗位化Agent。知质·灵巡具备五类能力：主动巡检参数流和告警流；用风险规则进行P1/P2/P3分级；生成根因假设、影响范围和证据链；通过飞书Aily、多维表格和机器人卡片分派任务；在复检、维修、责任确认齐全后关闭事件并回写知识图谱。</w:t>
+        <w:t xml:space="preserve">底层是质量知识底座。系统首先复用企业数据中的“设备类型—设备实例—设备功能—维修工单—故障模式”主链，再连接工位、工序、工艺参数、质量特性、PFMEA、控制计划、VIN/零件批次、人员角色、复机确认和标准变更，形成设备运维知识与产品质量影响相互校验的语义网络。</w:t>
+      </w:r>
+    </w:p>
+    <w:p>
+      <w:r>
+        <w:t xml:space="preserve"/>
+      </w:r>
+    </w:p>
+    <w:p>
+      <w:pPr>
+        <w:pStyle w:val="BodyText"/>
+      </w:pPr>
+      <w:r>
+        <w:t xml:space="preserve">中层是GraphRAG和因果护栏。生产形态先沿图谱路径收敛上下文，再从SOP、FMEA、历史8D、维修记录和检测规范中提取证据；当前作品以36个实例节点、32条关系边和带来源片段的有界路径验证两类检索：实时事件沿设备—参数—质量—车辆路径圈定影响，知识债事件沿实例—类型—功能—同类设备—工单—故障模式路径迁移证据。候选只生成检查任务，不能自动成为根因或主数据关系。</w:t>
+      </w:r>
+    </w:p>
+    <w:p>
+      <w:r>
+        <w:t xml:space="preserve"/>
+      </w:r>
+    </w:p>
+    <w:p>
+      <w:pPr>
+        <w:pStyle w:val="BodyText"/>
+      </w:pPr>
+      <w:r>
+        <w:t xml:space="preserve">上层是岗位化Agent。知质·灵巡具备六类能力：主动巡检参数流和告警流；审计已关闭工单的知识完整性；用风险规则进行P1/P2/P3分级；生成候选根因、影响范围和证据链；通过飞书Aily、多维表格、任务和卡片组织检查与复机；在复检、责任确认和审批齐全后生成知识与标准回写草案。</w:t>
       </w:r>
     </w:p>
     <w:p>
@@ -566,7 +579,7 @@
         <w:pStyle w:val="BodyText"/>
       </w:pPr>
       <w:r>
-        <w:t xml:space="preserve">核心功能模块包括：异常主动捕捉、影响范围圈定、一车一因果链、根因Top-K推理、可解释证据链、飞书任务派发、关闭条件校验、知识图谱回写和指标看板。四个试点工况分别覆盖总装拧紧、焊装点焊、涂装烘干和压铸冷却，能够体现关键连接、结构强度、外观耐久和关键结构件等典型质量风险。</w:t>
+        <w:t xml:space="preserve">核心功能模块包括：异常主动捕捉、“闭而未解”审计、一机一知识链、一车一因果链、影响范围圈定、根因Top-K与反证、飞书任务派发、复机/关闭校验、审批后知识回写和指标看板。企业脱敏数据主案例验证工单知识债发现，四个工程仿真工况验证总装拧紧、焊装点焊、涂装烘干和压铸冷却的实时风险机制。</w:t>
       </w:r>
     </w:p>
     <w:p>
@@ -619,7 +632,7 @@
         <w:pStyle w:val="BodyText"/>
       </w:pPr>
       <w:r>
-        <w:t xml:space="preserve">流程创新在于风险线程闭环。传统报警系统通常停在“发现异常”，本方案把异常推进到“圈定影响、解释依据、派发任务、关闭校验、知识回写”。每次事件关闭后都会沉淀为下一次推理可调用的设备-症状-根因-措施关系。</w:t>
+        <w:t xml:space="preserve">流程创新在于区分“流程关闭”和“知识关闭”。传统系统的工单状态关闭后，原因、故障模式、检查方法和复机依据仍可能缺失；本方案主动审计这类知识债，把事件推进到“补证—确认—标准变更—受控回写”。对实时异常，则继续执行“圈定影响—解释依据—派发任务—关闭校验—知识回写”。</w:t>
       </w:r>
     </w:p>
     <w:p>
@@ -739,7 +752,7 @@
         <w:pStyle w:val="BodyText"/>
       </w:pPr>
       <w:r>
-        <w:t xml:space="preserve">作品已从概念架构推进到可运行链路。互动工作台包含动态产线态势、回放时钟、回答依据、弱信号与缺陷显性化前置量、关系图路径、稳定H编号与Rank重排、反事实验证、一车一因果链、独立五门关闭、故障降级、六对象飞书执行轨迹和生产试点就绪门。四类工况的前置量由带时间戳序列实际运行EWMA/CUSUM并计算；关闭动作只读取源数据、范围、物理复检、授权确认和任务/知识回写五项独立状态，不会反向制造通过结果。</w:t>
+        <w:t xml:space="preserve">作品已从概念架构推进到可运行链路。互动工作台新增企业数据页，可复现625/9673/336/1287/406对象规模、关系漏斗和121工单“闭而未解”主案例，并可逐步运行GraphRAG审计；实时风险工作台保留动态产线、弱信号前置量、Top-3反事实验证、一车一因果链、五门关闭、故障降级、飞书执行轨迹和试点就绪门。企业材料结论、脱敏数据分析、工程仿真和试点目标在页面及文档中分别标识。</w:t>
       </w:r>
     </w:p>
     <w:p>
@@ -792,7 +805,7 @@
         <w:pStyle w:val="BodyText"/>
       </w:pPr>
       <w:r>
-        <w:t xml:space="preserve">因果推理不输出未经验证的唯一答案。每个Top-3候选同时保存支持证据、冲突证据、反证动作和置信度，并经过数据完整、时序先行、机理一致、同位复现和干预可证伪五项决策前护栏。互动工作台中的对照动作会实际增强、削弱或重排Top-3。事件关闭另由影响范围锁定、物理复检通过、授权人员确认、责任任务完成、知识与控制文件回写五项关闭前规则决定，模型只负责解释和生成草案。</w:t>
+        <w:t xml:space="preserve">因果推理不输出未经验证的唯一答案。每个Top-3候选同时保存支持证据、冲突证据、反证动作和置信度，并经过数据完整、时序先行、机理一致、同位复现和干预可证伪五项决策前护栏。现场处置关闭检查源数据、影响范围、物理复检、授权确认、任务完成与知识草案入审；知识债事件再跟踪标准审批、主平台回写和有效性观察。模型只负责解释和生成草案。</w:t>
       </w:r>
     </w:p>
     <w:p>

--- a/提交材料/01_开题报告.docx
+++ b/提交材料/01_开题报告.docx
@@ -446,7 +446,7 @@
         <w:pStyle w:val="BodyText"/>
       </w:pPr>
       <w:r>
-        <w:t xml:space="preserve">中层是GraphRAG和因果护栏。生产形态先沿图谱路径收敛上下文，再从SOP、FMEA、历史8D、维修记录和检测规范中提取证据；当前作品以36个实例节点、32条关系边和带来源片段的有界路径验证两类检索：实时事件沿设备—参数—质量—车辆路径圈定影响，知识债事件沿实例—类型—功能—同类设备—工单—故障模式路径迁移证据。候选只生成检查任务，不能自动成为根因或主数据关系。</w:t>
+        <w:t xml:space="preserve">中层是GraphRAG和因果护栏。生产形态先沿图谱路径收敛上下文，再从SOP、FMEA、历史8D、维修记录和检测规范中提取证据；当前作品以36个图谱节点、32条关系边和带来源片段的有界路径验证两类检索：实时事件沿设备—参数—质量—车辆路径圈定影响，知识债事件沿实例—类型—功能—同类设备—工单—故障模式路径迁移证据。候选只生成检查任务，不能自动成为根因或主数据关系。</w:t>
       </w:r>
     </w:p>
     <w:p>
@@ -1014,7 +1014,7 @@
           </w:tcPr>
           <w:p>
             <w:r>
-              <w:t xml:space="preserve">历史回放与影子运行重大风险事件</w:t>
+              <w:t xml:space="preserve">被系统识别且经现场确认的P1/全部现场确认P1，按周盲测</w:t>
             </w:r>
           </w:p>
         </w:tc>
